--- a/_docs_/trim01/04_requisitos/SIGAP - Especificación Requisitos - IEEE830.docx
+++ b/_docs_/trim01/04_requisitos/SIGAP - Especificación Requisitos - IEEE830.docx
@@ -1,6 +1,6 @@
 
 <file path=word/document.xml><?xml version="1.0" encoding="utf-8"?>
-<w:document xmlns:wpc="http://schemas.microsoft.com/office/word/2010/wordprocessingCanvas" xmlns:cx="http://schemas.microsoft.com/office/drawing/2014/chartex" xmlns:cx1="http://schemas.microsoft.com/office/drawing/2015/9/8/chartex" xmlns:cx2="http://schemas.microsoft.com/office/drawing/2015/10/21/chartex" xmlns:cx3="http://schemas.microsoft.com/office/drawing/2016/5/9/chartex" xmlns:cx4="http://schemas.microsoft.com/office/drawing/2016/5/10/chartex" xmlns:cx5="http://schemas.microsoft.com/office/drawing/2016/5/11/chartex" xmlns:cx6="http://schemas.microsoft.com/office/drawing/2016/5/12/chartex" xmlns:cx7="http://schemas.microsoft.com/office/drawing/2016/5/13/chartex" xmlns:cx8="http://schemas.microsoft.com/office/drawing/2016/5/14/chartex" xmlns:mc="http://schemas.openxmlformats.org/markup-compatibility/2006" xmlns:aink="http://schemas.microsoft.com/office/drawing/2016/ink" xmlns:am3d="http://schemas.microsoft.com/office/drawing/2017/model3d" xmlns:o="urn:schemas-microsoft-com:office:office" xmlns:oel="http://schemas.microsoft.com/office/2019/extlst" xmlns:r="http://schemas.openxmlformats.org/officeDocument/2006/relationships" xmlns:m="http://schemas.openxmlformats.org/officeDocument/2006/math" xmlns:v="urn:schemas-microsoft-com:vml" xmlns:wp14="http://schemas.microsoft.com/office/word/2010/wordprocessingDrawing" xmlns:wp="http://schemas.openxmlformats.org/drawingml/2006/wordprocessingDrawing" xmlns:w10="urn:schemas-microsoft-com:office:word" xmlns:w="http://schemas.openxmlformats.org/wordprocessingml/2006/main" xmlns:w14="http://schemas.microsoft.com/office/word/2010/wordml" xmlns:w15="http://schemas.microsoft.com/office/word/2012/wordml" xmlns:w16cex="http://schemas.microsoft.com/office/word/2018/wordml/cex" xmlns:w16cid="http://schemas.microsoft.com/office/word/2016/wordml/cid" xmlns:w16="http://schemas.microsoft.com/office/word/2018/wordml" xmlns:w16du="http://schemas.microsoft.com/office/word/2023/wordml/word16du" xmlns:w16sdtdh="http://schemas.microsoft.com/office/word/2020/wordml/sdtdatahash" xmlns:w16sdtfl="http://schemas.microsoft.com/office/word/2024/wordml/sdtformatlock" xmlns:w16se="http://schemas.microsoft.com/office/word/2015/wordml/symex" xmlns:wpg="http://schemas.microsoft.com/office/word/2010/wordprocessingGroup" xmlns:wpi="http://schemas.microsoft.com/office/word/2010/wordprocessingInk" xmlns:wne="http://schemas.microsoft.com/office/word/2006/wordml" xmlns:wps="http://schemas.microsoft.com/office/word/2010/wordprocessingShape" mc:Ignorable="w14 w15 w16se w16cid w16 w16cex w16sdtdh w16sdtfl w16du wp14">
+<w:document xmlns:wpc="http://schemas.microsoft.com/office/word/2010/wordprocessingCanvas" xmlns:cx="http://schemas.microsoft.com/office/drawing/2014/chartex" xmlns:mc="http://schemas.openxmlformats.org/markup-compatibility/2006" xmlns:o="urn:schemas-microsoft-com:office:office" xmlns:r="http://schemas.openxmlformats.org/officeDocument/2006/relationships" xmlns:m="http://schemas.openxmlformats.org/officeDocument/2006/math" xmlns:v="urn:schemas-microsoft-com:vml" xmlns:wp14="http://schemas.microsoft.com/office/word/2010/wordprocessingDrawing" xmlns:wp="http://schemas.openxmlformats.org/drawingml/2006/wordprocessingDrawing" xmlns:w10="urn:schemas-microsoft-com:office:word" xmlns:w="http://schemas.openxmlformats.org/wordprocessingml/2006/main" xmlns:w14="http://schemas.microsoft.com/office/word/2010/wordml" xmlns:w15="http://schemas.microsoft.com/office/word/2012/wordml" xmlns:w16se="http://schemas.microsoft.com/office/word/2015/wordml/symex" xmlns:wpg="http://schemas.microsoft.com/office/word/2010/wordprocessingGroup" xmlns:wpi="http://schemas.microsoft.com/office/word/2010/wordprocessingInk" xmlns:wne="http://schemas.microsoft.com/office/word/2006/wordml" xmlns:wps="http://schemas.microsoft.com/office/word/2010/wordprocessingShape" mc:Ignorable="w14 w15 w16se wp14">
   <w:body>
     <w:p>
       <w:r>
@@ -259,6 +259,7 @@
       <w:r>
         <w:rPr>
           <w:noProof/>
+          <w:lang w:val="es-ES" w:eastAsia="es-ES"/>
         </w:rPr>
         <w:drawing>
           <wp:anchor distT="114300" distB="114300" distL="114300" distR="114300" simplePos="0" relativeHeight="251658240" behindDoc="0" locked="0" layoutInCell="1" hidden="0" allowOverlap="1">
@@ -567,12 +568,30 @@
               <w:t xml:space="preserve">Daniel Pimienta, </w:t>
             </w:r>
             <w:proofErr w:type="spellStart"/>
+            <w:proofErr w:type="gramStart"/>
             <w:r>
               <w:t>Sebastian</w:t>
             </w:r>
             <w:proofErr w:type="spellEnd"/>
             <w:r>
-              <w:t xml:space="preserve">  Loboa, Angel Quiroga, </w:t>
+              <w:t xml:space="preserve">  </w:t>
+            </w:r>
+            <w:proofErr w:type="spellStart"/>
+            <w:r>
+              <w:t>Loboa</w:t>
+            </w:r>
+            <w:proofErr w:type="spellEnd"/>
+            <w:proofErr w:type="gramEnd"/>
+            <w:r>
+              <w:t xml:space="preserve">, </w:t>
+            </w:r>
+            <w:proofErr w:type="spellStart"/>
+            <w:r>
+              <w:t>Angel</w:t>
+            </w:r>
+            <w:proofErr w:type="spellEnd"/>
+            <w:r>
+              <w:t xml:space="preserve"> Quiroga, </w:t>
             </w:r>
           </w:p>
           <w:p>
@@ -2662,7 +2681,15 @@
         <w:ind w:left="360"/>
       </w:pPr>
       <w:r>
-        <w:t>En el presente documento se expone todo lo relacionado con la SRS (especificación de requisitos)  del sistema de información web SIGAP (Sistema de Gestión y Administración para Panela Buenos Aires), propuesto para la empresa Panela Buenos Aires, con el fin de optimizar procesos logísticos y productivos.</w:t>
+        <w:t xml:space="preserve">En el presente documento se expone todo lo relacionado con la SRS (especificación de </w:t>
+      </w:r>
+      <w:proofErr w:type="gramStart"/>
+      <w:r>
+        <w:t>requisitos)  del</w:t>
+      </w:r>
+      <w:proofErr w:type="gramEnd"/>
+      <w:r>
+        <w:t xml:space="preserve"> sistema de información web SIGAP (Sistema de Gestión y Administración para Panela Buenos Aires), propuesto para la empresa Panela Buenos Aires, con el fin de optimizar procesos logísticos y productivos.</w:t>
       </w:r>
     </w:p>
     <w:p>
@@ -2697,7 +2724,15 @@
         <w:t xml:space="preserve">          </w:t>
       </w:r>
       <w:r>
-        <w:t xml:space="preserve">El propósito de este documento es exponer los requerimientos, especificaciones y alcance para el  desarrollo de un sistema de software para la empresa Panela Buenos Aires, con el fin de disminuir el tiempo de procesos como: ventas, inventario, distribución y gestión y organización de clientes.  </w:t>
+        <w:t xml:space="preserve">El propósito de este documento es exponer los requerimientos, especificaciones y alcance para </w:t>
+      </w:r>
+      <w:proofErr w:type="gramStart"/>
+      <w:r>
+        <w:t>el  desarrollo</w:t>
+      </w:r>
+      <w:proofErr w:type="gramEnd"/>
+      <w:r>
+        <w:t xml:space="preserve"> de un sistema de software para la empresa Panela Buenos Aires, con el fin de disminuir el tiempo de procesos como: ventas, inventario, distribución y gestión y organización de clientes.  </w:t>
       </w:r>
     </w:p>
     <w:p>
@@ -3432,284 +3467,11 @@
     <w:p>
       <w:pPr>
         <w:pStyle w:val="Ttulo2"/>
-        <w:ind w:left="0" w:firstLine="0"/>
+        <w:ind w:firstLine="1287"/>
       </w:pPr>
       <w:bookmarkStart w:id="7" w:name="_heading=h.3u92qztouuew" w:colFirst="0" w:colLast="0"/>
+      <w:bookmarkStart w:id="8" w:name="_heading=h.3fohtqzb9uyr" w:colFirst="0" w:colLast="0"/>
       <w:bookmarkEnd w:id="7"/>
-    </w:p>
-    <w:tbl>
-      <w:tblPr>
-        <w:tblStyle w:val="a4"/>
-        <w:tblW w:w="7751" w:type="dxa"/>
-        <w:tblInd w:w="743" w:type="dxa"/>
-        <w:tblBorders>
-          <w:top w:val="single" w:sz="4" w:space="0" w:color="C0C0C0"/>
-          <w:left w:val="single" w:sz="4" w:space="0" w:color="C0C0C0"/>
-          <w:bottom w:val="single" w:sz="4" w:space="0" w:color="C0C0C0"/>
-          <w:right w:val="single" w:sz="4" w:space="0" w:color="C0C0C0"/>
-          <w:insideH w:val="single" w:sz="4" w:space="0" w:color="C0C0C0"/>
-          <w:insideV w:val="single" w:sz="4" w:space="0" w:color="C0C0C0"/>
-        </w:tblBorders>
-        <w:tblLayout w:type="fixed"/>
-        <w:tblLook w:val="0000" w:firstRow="0" w:lastRow="0" w:firstColumn="0" w:lastColumn="0" w:noHBand="0" w:noVBand="0"/>
-      </w:tblPr>
-      <w:tblGrid>
-        <w:gridCol w:w="2350"/>
-        <w:gridCol w:w="5401"/>
-      </w:tblGrid>
-      <w:tr>
-        <w:tc>
-          <w:tcPr>
-            <w:tcW w:w="2350" w:type="dxa"/>
-            <w:tcBorders>
-              <w:top w:val="single" w:sz="4" w:space="0" w:color="292929"/>
-              <w:left w:val="single" w:sz="4" w:space="0" w:color="292929"/>
-              <w:bottom w:val="single" w:sz="4" w:space="0" w:color="292929"/>
-              <w:right w:val="single" w:sz="6" w:space="0" w:color="292929"/>
-            </w:tcBorders>
-            <w:shd w:val="clear" w:color="auto" w:fill="EAEAEA"/>
-            <w:tcMar>
-              <w:top w:w="17" w:type="dxa"/>
-              <w:left w:w="40" w:type="dxa"/>
-              <w:bottom w:w="0" w:type="dxa"/>
-              <w:right w:w="40" w:type="dxa"/>
-            </w:tcMar>
-            <w:vAlign w:val="bottom"/>
-          </w:tcPr>
-          <w:p>
-            <w:r>
-              <w:t>Nombre</w:t>
-            </w:r>
-          </w:p>
-        </w:tc>
-        <w:tc>
-          <w:tcPr>
-            <w:tcW w:w="5401" w:type="dxa"/>
-            <w:tcBorders>
-              <w:top w:val="single" w:sz="4" w:space="0" w:color="292929"/>
-              <w:left w:val="single" w:sz="6" w:space="0" w:color="292929"/>
-              <w:bottom w:val="single" w:sz="4" w:space="0" w:color="292929"/>
-              <w:right w:val="single" w:sz="4" w:space="0" w:color="292929"/>
-            </w:tcBorders>
-            <w:tcMar>
-              <w:top w:w="17" w:type="dxa"/>
-              <w:left w:w="40" w:type="dxa"/>
-              <w:bottom w:w="0" w:type="dxa"/>
-              <w:right w:w="40" w:type="dxa"/>
-            </w:tcMar>
-            <w:vAlign w:val="bottom"/>
-          </w:tcPr>
-          <w:p>
-            <w:r>
-              <w:t xml:space="preserve">Angel </w:t>
-            </w:r>
-            <w:proofErr w:type="spellStart"/>
-            <w:r>
-              <w:t>Stiven</w:t>
-            </w:r>
-            <w:proofErr w:type="spellEnd"/>
-            <w:r>
-              <w:t xml:space="preserve"> Quiroga</w:t>
-            </w:r>
-          </w:p>
-        </w:tc>
-      </w:tr>
-      <w:tr>
-        <w:tc>
-          <w:tcPr>
-            <w:tcW w:w="2350" w:type="dxa"/>
-            <w:tcBorders>
-              <w:top w:val="single" w:sz="4" w:space="0" w:color="292929"/>
-              <w:left w:val="single" w:sz="4" w:space="0" w:color="292929"/>
-              <w:bottom w:val="single" w:sz="4" w:space="0" w:color="292929"/>
-              <w:right w:val="single" w:sz="6" w:space="0" w:color="292929"/>
-            </w:tcBorders>
-            <w:shd w:val="clear" w:color="auto" w:fill="EAEAEA"/>
-            <w:tcMar>
-              <w:top w:w="17" w:type="dxa"/>
-              <w:left w:w="40" w:type="dxa"/>
-              <w:bottom w:w="0" w:type="dxa"/>
-              <w:right w:w="40" w:type="dxa"/>
-            </w:tcMar>
-          </w:tcPr>
-          <w:p>
-            <w:r>
-              <w:t>Rol</w:t>
-            </w:r>
-          </w:p>
-        </w:tc>
-        <w:tc>
-          <w:tcPr>
-            <w:tcW w:w="5401" w:type="dxa"/>
-            <w:tcBorders>
-              <w:top w:val="single" w:sz="4" w:space="0" w:color="292929"/>
-              <w:left w:val="single" w:sz="6" w:space="0" w:color="292929"/>
-              <w:bottom w:val="single" w:sz="4" w:space="0" w:color="292929"/>
-              <w:right w:val="single" w:sz="4" w:space="0" w:color="292929"/>
-            </w:tcBorders>
-            <w:tcMar>
-              <w:top w:w="17" w:type="dxa"/>
-              <w:left w:w="40" w:type="dxa"/>
-              <w:bottom w:w="0" w:type="dxa"/>
-              <w:right w:w="40" w:type="dxa"/>
-            </w:tcMar>
-          </w:tcPr>
-          <w:p>
-            <w:r>
-              <w:t>Analista y desarrollador de software</w:t>
-            </w:r>
-          </w:p>
-        </w:tc>
-      </w:tr>
-      <w:tr>
-        <w:tc>
-          <w:tcPr>
-            <w:tcW w:w="2350" w:type="dxa"/>
-            <w:tcBorders>
-              <w:top w:val="single" w:sz="4" w:space="0" w:color="292929"/>
-              <w:left w:val="single" w:sz="4" w:space="0" w:color="292929"/>
-              <w:bottom w:val="single" w:sz="4" w:space="0" w:color="292929"/>
-              <w:right w:val="single" w:sz="6" w:space="0" w:color="292929"/>
-            </w:tcBorders>
-            <w:shd w:val="clear" w:color="auto" w:fill="EAEAEA"/>
-            <w:tcMar>
-              <w:top w:w="17" w:type="dxa"/>
-              <w:left w:w="40" w:type="dxa"/>
-              <w:bottom w:w="0" w:type="dxa"/>
-              <w:right w:w="40" w:type="dxa"/>
-            </w:tcMar>
-          </w:tcPr>
-          <w:p>
-            <w:r>
-              <w:lastRenderedPageBreak/>
-              <w:t>Categoría profesional</w:t>
-            </w:r>
-          </w:p>
-        </w:tc>
-        <w:tc>
-          <w:tcPr>
-            <w:tcW w:w="5401" w:type="dxa"/>
-            <w:tcBorders>
-              <w:top w:val="single" w:sz="4" w:space="0" w:color="292929"/>
-              <w:left w:val="single" w:sz="6" w:space="0" w:color="292929"/>
-              <w:bottom w:val="single" w:sz="4" w:space="0" w:color="292929"/>
-              <w:right w:val="single" w:sz="4" w:space="0" w:color="292929"/>
-            </w:tcBorders>
-            <w:tcMar>
-              <w:top w:w="17" w:type="dxa"/>
-              <w:left w:w="40" w:type="dxa"/>
-              <w:bottom w:w="0" w:type="dxa"/>
-              <w:right w:w="40" w:type="dxa"/>
-            </w:tcMar>
-          </w:tcPr>
-          <w:p>
-            <w:r>
-              <w:t>Tecnólogo</w:t>
-            </w:r>
-          </w:p>
-        </w:tc>
-      </w:tr>
-      <w:tr>
-        <w:tc>
-          <w:tcPr>
-            <w:tcW w:w="2350" w:type="dxa"/>
-            <w:tcBorders>
-              <w:top w:val="single" w:sz="4" w:space="0" w:color="292929"/>
-              <w:left w:val="single" w:sz="4" w:space="0" w:color="292929"/>
-              <w:bottom w:val="single" w:sz="4" w:space="0" w:color="292929"/>
-              <w:right w:val="single" w:sz="6" w:space="0" w:color="292929"/>
-            </w:tcBorders>
-            <w:shd w:val="clear" w:color="auto" w:fill="EAEAEA"/>
-            <w:tcMar>
-              <w:top w:w="17" w:type="dxa"/>
-              <w:left w:w="40" w:type="dxa"/>
-              <w:bottom w:w="0" w:type="dxa"/>
-              <w:right w:w="40" w:type="dxa"/>
-            </w:tcMar>
-          </w:tcPr>
-          <w:p>
-            <w:r>
-              <w:t>Responsabilidades</w:t>
-            </w:r>
-          </w:p>
-        </w:tc>
-        <w:tc>
-          <w:tcPr>
-            <w:tcW w:w="5401" w:type="dxa"/>
-            <w:tcBorders>
-              <w:top w:val="single" w:sz="4" w:space="0" w:color="292929"/>
-              <w:left w:val="single" w:sz="6" w:space="0" w:color="292929"/>
-              <w:bottom w:val="single" w:sz="4" w:space="0" w:color="292929"/>
-              <w:right w:val="single" w:sz="4" w:space="0" w:color="292929"/>
-            </w:tcBorders>
-            <w:tcMar>
-              <w:top w:w="17" w:type="dxa"/>
-              <w:left w:w="40" w:type="dxa"/>
-              <w:bottom w:w="0" w:type="dxa"/>
-              <w:right w:w="40" w:type="dxa"/>
-            </w:tcMar>
-          </w:tcPr>
-          <w:p>
-            <w:r>
-              <w:t>Recolección de información</w:t>
-            </w:r>
-          </w:p>
-        </w:tc>
-      </w:tr>
-      <w:tr>
-        <w:tc>
-          <w:tcPr>
-            <w:tcW w:w="2350" w:type="dxa"/>
-            <w:tcBorders>
-              <w:top w:val="single" w:sz="4" w:space="0" w:color="292929"/>
-              <w:left w:val="single" w:sz="4" w:space="0" w:color="292929"/>
-              <w:bottom w:val="single" w:sz="4" w:space="0" w:color="292929"/>
-              <w:right w:val="single" w:sz="6" w:space="0" w:color="292929"/>
-            </w:tcBorders>
-            <w:shd w:val="clear" w:color="auto" w:fill="EAEAEA"/>
-            <w:tcMar>
-              <w:top w:w="17" w:type="dxa"/>
-              <w:left w:w="40" w:type="dxa"/>
-              <w:bottom w:w="0" w:type="dxa"/>
-              <w:right w:w="40" w:type="dxa"/>
-            </w:tcMar>
-          </w:tcPr>
-          <w:p>
-            <w:r>
-              <w:t>Información de contacto</w:t>
-            </w:r>
-          </w:p>
-        </w:tc>
-        <w:tc>
-          <w:tcPr>
-            <w:tcW w:w="5401" w:type="dxa"/>
-            <w:tcBorders>
-              <w:top w:val="single" w:sz="4" w:space="0" w:color="292929"/>
-              <w:left w:val="single" w:sz="6" w:space="0" w:color="292929"/>
-              <w:bottom w:val="single" w:sz="4" w:space="0" w:color="292929"/>
-              <w:right w:val="single" w:sz="4" w:space="0" w:color="292929"/>
-            </w:tcBorders>
-            <w:tcMar>
-              <w:top w:w="17" w:type="dxa"/>
-              <w:left w:w="40" w:type="dxa"/>
-              <w:bottom w:w="0" w:type="dxa"/>
-              <w:right w:w="40" w:type="dxa"/>
-            </w:tcMar>
-          </w:tcPr>
-          <w:p>
-            <w:r>
-              <w:t>3124441495</w:t>
-            </w:r>
-          </w:p>
-        </w:tc>
-      </w:tr>
-    </w:tbl>
-    <w:p>
-      <w:pPr>
-        <w:pStyle w:val="Ttulo2"/>
-        <w:ind w:firstLine="1287"/>
-      </w:pPr>
-      <w:bookmarkStart w:id="8" w:name="_heading=h.3fohtqzb9uyr" w:colFirst="0" w:colLast="0"/>
       <w:bookmarkEnd w:id="8"/>
     </w:p>
     <w:tbl>
@@ -3781,7 +3543,15 @@
             </w:r>
             <w:proofErr w:type="spellEnd"/>
             <w:r>
-              <w:t xml:space="preserve"> Loboa Salazar</w:t>
+              <w:t xml:space="preserve"> </w:t>
+            </w:r>
+            <w:proofErr w:type="spellStart"/>
+            <w:r>
+              <w:t>Loboa</w:t>
+            </w:r>
+            <w:proofErr w:type="spellEnd"/>
+            <w:r>
+              <w:t xml:space="preserve"> Salazar</w:t>
             </w:r>
           </w:p>
         </w:tc>
@@ -3853,6 +3623,7 @@
           </w:tcPr>
           <w:p>
             <w:r>
+              <w:lastRenderedPageBreak/>
               <w:t>Categoría profesional</w:t>
             </w:r>
           </w:p>
@@ -4124,10 +3895,12 @@
         </w:pBdr>
       </w:pPr>
       <w:proofErr w:type="spellStart"/>
+      <w:proofErr w:type="gramStart"/>
       <w:r>
         <w:t>R.F.:Requisito</w:t>
       </w:r>
       <w:proofErr w:type="spellEnd"/>
+      <w:proofErr w:type="gramEnd"/>
       <w:r>
         <w:t xml:space="preserve"> Funcional.</w:t>
       </w:r>
@@ -4160,9 +3933,14 @@
       </w:pPr>
       <w:proofErr w:type="spellStart"/>
       <w:r>
-        <w:t>R.N.F.Requisitos</w:t>
+        <w:t>R.N.</w:t>
+      </w:r>
+      <w:proofErr w:type="gramStart"/>
+      <w:r>
+        <w:t>F.Requisitos</w:t>
       </w:r>
       <w:proofErr w:type="spellEnd"/>
+      <w:proofErr w:type="gramEnd"/>
       <w:r>
         <w:t xml:space="preserve"> No Funcionales.</w:t>
       </w:r>
@@ -4193,10 +3971,12 @@
         </w:pBdr>
       </w:pPr>
       <w:proofErr w:type="spellStart"/>
+      <w:proofErr w:type="gramStart"/>
       <w:r>
         <w:t>SRS:Especificación</w:t>
       </w:r>
       <w:proofErr w:type="spellEnd"/>
+      <w:proofErr w:type="gramEnd"/>
       <w:r>
         <w:t xml:space="preserve"> de requisitos.</w:t>
       </w:r>
@@ -4227,10 +4007,12 @@
         </w:pBdr>
       </w:pPr>
       <w:proofErr w:type="spellStart"/>
+      <w:proofErr w:type="gramStart"/>
       <w:r>
         <w:t>Outsource:Subcontratación.Persona</w:t>
       </w:r>
       <w:proofErr w:type="spellEnd"/>
+      <w:proofErr w:type="gramEnd"/>
       <w:r>
         <w:t xml:space="preserve"> o grupo empresarial que se encarga de la contratación de empleados para el empaquetamiento del producto. </w:t>
       </w:r>
@@ -5603,7 +5385,6 @@
               <w:rPr>
                 <w:color w:val="000000"/>
               </w:rPr>
-              <w:lastRenderedPageBreak/>
               <w:t>Actividades</w:t>
             </w:r>
           </w:p>
@@ -6634,7 +6415,15 @@
         </w:pBdr>
       </w:pPr>
       <w:r>
-        <w:t>Para el correcto funcionamiento del sistema se debe de tener la última actualización del sistema operativo del dispositivo en el cual se accede  al sistema.</w:t>
+        <w:t xml:space="preserve">Para el correcto funcionamiento del sistema se debe de tener la última actualización del sistema operativo del dispositivo en el cual se </w:t>
+      </w:r>
+      <w:proofErr w:type="gramStart"/>
+      <w:r>
+        <w:t>accede  al</w:t>
+      </w:r>
+      <w:proofErr w:type="gramEnd"/>
+      <w:r>
+        <w:t xml:space="preserve"> sistema.</w:t>
       </w:r>
     </w:p>
     <w:p>
@@ -6692,6 +6481,7 @@
         </w:pBdr>
       </w:pPr>
       <w:r>
+        <w:lastRenderedPageBreak/>
         <w:t>La empresa Panela Buenos Aires, cuenta con el equipo necesario para la implementación del sistema.</w:t>
       </w:r>
     </w:p>
@@ -6788,7 +6578,15 @@
         </w:pBdr>
       </w:pPr>
       <w:r>
-        <w:t>Notificaciones en tiempo real de los  productos faltantes en bodega.</w:t>
+        <w:t xml:space="preserve">Notificaciones en tiempo real de </w:t>
+      </w:r>
+      <w:proofErr w:type="gramStart"/>
+      <w:r>
+        <w:t>los  productos</w:t>
+      </w:r>
+      <w:proofErr w:type="gramEnd"/>
+      <w:r>
+        <w:t xml:space="preserve"> faltantes en bodega.</w:t>
       </w:r>
     </w:p>
     <w:p>
@@ -6984,7 +6782,14 @@
         <w:rPr>
           <w:highlight w:val="white"/>
         </w:rPr>
-        <w:t>Interfaz centraliza la comunicación entre todos los usuarios.</w:t>
+        <w:t xml:space="preserve">Interfaz centraliza la comunicación entre todos los </w:t>
+      </w:r>
+      <w:proofErr w:type="gramStart"/>
+      <w:r>
+        <w:rPr>
+          <w:highlight w:val="white"/>
+        </w:rPr>
+        <w:t>usuarios.</w:t>
       </w:r>
       <w:r>
         <w:rPr>
@@ -6994,6 +6799,7 @@
         </w:rPr>
         <w:t>.</w:t>
       </w:r>
+      <w:proofErr w:type="gramEnd"/>
     </w:p>
     <w:bookmarkStart w:id="24" w:name="_heading=h.sma64lwextdw" w:colFirst="0" w:colLast="0"/>
     <w:bookmarkEnd w:id="24"/>
@@ -7337,7 +7143,6 @@
         <w:rPr>
           <w:highlight w:val="white"/>
         </w:rPr>
-        <w:lastRenderedPageBreak/>
         <w:t>Configuración lógica asegura alto rendimiento operativo.</w:t>
       </w:r>
     </w:p>
@@ -7453,6 +7258,7 @@
         <w:rPr>
           <w:highlight w:val="white"/>
         </w:rPr>
+        <w:lastRenderedPageBreak/>
         <w:t>Sistema independiente sin dependencias externas de otros productos software.</w:t>
       </w:r>
     </w:p>
@@ -7503,7 +7309,21 @@
         <w:rPr>
           <w:highlight w:val="white"/>
         </w:rPr>
-        <w:t xml:space="preserve">- Protocolos web estándar que  aseguran una transferencia segura de comunicación directa vinculada al administrador con proveedores. </w:t>
+        <w:t xml:space="preserve">- Protocolos web estándar </w:t>
+      </w:r>
+      <w:proofErr w:type="gramStart"/>
+      <w:r>
+        <w:rPr>
+          <w:highlight w:val="white"/>
+        </w:rPr>
+        <w:t>que  aseguran</w:t>
+      </w:r>
+      <w:proofErr w:type="gramEnd"/>
+      <w:r>
+        <w:rPr>
+          <w:highlight w:val="white"/>
+        </w:rPr>
+        <w:t xml:space="preserve"> una transferencia segura de comunicación directa vinculada al administrador con proveedores. </w:t>
       </w:r>
     </w:p>
     <w:p>
@@ -8207,6 +8027,8 @@
             </w:r>
           </w:p>
         </w:tc>
+        <w:bookmarkStart w:id="30" w:name="_GoBack"/>
+        <w:bookmarkEnd w:id="30"/>
       </w:tr>
       <w:tr>
         <w:tc>
@@ -9044,7 +8866,6 @@
                 <w:sz w:val="22"/>
                 <w:szCs w:val="22"/>
               </w:rPr>
-              <w:lastRenderedPageBreak/>
               <w:t>RF10</w:t>
             </w:r>
           </w:p>
@@ -9585,6 +9406,7 @@
                 <w:sz w:val="22"/>
                 <w:szCs w:val="22"/>
               </w:rPr>
+              <w:lastRenderedPageBreak/>
               <w:t>RF14</w:t>
             </w:r>
           </w:p>
@@ -12284,7 +12106,6 @@
                 <w:sz w:val="22"/>
                 <w:szCs w:val="22"/>
               </w:rPr>
-              <w:lastRenderedPageBreak/>
               <w:t>RF34</w:t>
             </w:r>
           </w:p>
@@ -12825,6 +12646,7 @@
                 <w:sz w:val="22"/>
                 <w:szCs w:val="22"/>
               </w:rPr>
+              <w:lastRenderedPageBreak/>
               <w:t>RF38</w:t>
             </w:r>
           </w:p>
@@ -15572,7 +15394,6 @@
                 <w:sz w:val="22"/>
                 <w:szCs w:val="22"/>
               </w:rPr>
-              <w:lastRenderedPageBreak/>
               <w:t>RF58</w:t>
             </w:r>
           </w:p>
@@ -16113,6 +15934,7 @@
                 <w:sz w:val="22"/>
                 <w:szCs w:val="22"/>
               </w:rPr>
+              <w:lastRenderedPageBreak/>
               <w:t>RF62</w:t>
             </w:r>
           </w:p>
@@ -17944,17 +17766,7 @@
                 <w:sz w:val="22"/>
                 <w:szCs w:val="22"/>
               </w:rPr>
-              <w:t>RF7</w:t>
-            </w:r>
-            <w:r>
-              <w:rPr>
-                <w:i w:val="0"/>
-                <w:iCs/>
-                <w:color w:val="000000" w:themeColor="text1"/>
-                <w:sz w:val="22"/>
-                <w:szCs w:val="22"/>
-              </w:rPr>
-              <w:t>5</w:t>
+              <w:t>RF75</w:t>
             </w:r>
           </w:p>
         </w:tc>
@@ -18089,17 +17901,7 @@
                 <w:sz w:val="22"/>
                 <w:szCs w:val="22"/>
               </w:rPr>
-              <w:t>RF7</w:t>
-            </w:r>
-            <w:r>
-              <w:rPr>
-                <w:i w:val="0"/>
-                <w:iCs/>
-                <w:color w:val="000000" w:themeColor="text1"/>
-                <w:sz w:val="22"/>
-                <w:szCs w:val="22"/>
-              </w:rPr>
-              <w:t>6</w:t>
+              <w:t>RF76</w:t>
             </w:r>
           </w:p>
         </w:tc>
@@ -18234,17 +18036,7 @@
                 <w:sz w:val="22"/>
                 <w:szCs w:val="22"/>
               </w:rPr>
-              <w:t>RF7</w:t>
-            </w:r>
-            <w:r>
-              <w:rPr>
-                <w:i w:val="0"/>
-                <w:iCs/>
-                <w:color w:val="000000" w:themeColor="text1"/>
-                <w:sz w:val="22"/>
-                <w:szCs w:val="22"/>
-              </w:rPr>
-              <w:t>7</w:t>
+              <w:t>RF77</w:t>
             </w:r>
           </w:p>
         </w:tc>
@@ -18379,17 +18171,7 @@
                 <w:sz w:val="22"/>
                 <w:szCs w:val="22"/>
               </w:rPr>
-              <w:t>RF7</w:t>
-            </w:r>
-            <w:r>
-              <w:rPr>
-                <w:i w:val="0"/>
-                <w:iCs/>
-                <w:color w:val="000000" w:themeColor="text1"/>
-                <w:sz w:val="22"/>
-                <w:szCs w:val="22"/>
-              </w:rPr>
-              <w:t>8</w:t>
+              <w:t>RF78</w:t>
             </w:r>
           </w:p>
         </w:tc>
@@ -18524,17 +18306,7 @@
                 <w:sz w:val="22"/>
                 <w:szCs w:val="22"/>
               </w:rPr>
-              <w:t>RF7</w:t>
-            </w:r>
-            <w:r>
-              <w:rPr>
-                <w:i w:val="0"/>
-                <w:iCs/>
-                <w:color w:val="000000" w:themeColor="text1"/>
-                <w:sz w:val="22"/>
-                <w:szCs w:val="22"/>
-              </w:rPr>
-              <w:t>9</w:t>
+              <w:t>RF79</w:t>
             </w:r>
           </w:p>
         </w:tc>
@@ -18669,17 +18441,7 @@
                 <w:sz w:val="22"/>
                 <w:szCs w:val="22"/>
               </w:rPr>
-              <w:t>RF</w:t>
-            </w:r>
-            <w:r>
-              <w:rPr>
-                <w:i w:val="0"/>
-                <w:iCs/>
-                <w:color w:val="000000" w:themeColor="text1"/>
-                <w:sz w:val="22"/>
-                <w:szCs w:val="22"/>
-              </w:rPr>
-              <w:t>80</w:t>
+              <w:t>RF80</w:t>
             </w:r>
           </w:p>
         </w:tc>
@@ -18814,17 +18576,7 @@
                 <w:sz w:val="22"/>
                 <w:szCs w:val="22"/>
               </w:rPr>
-              <w:t>RF</w:t>
-            </w:r>
-            <w:r>
-              <w:rPr>
-                <w:i w:val="0"/>
-                <w:iCs/>
-                <w:color w:val="000000" w:themeColor="text1"/>
-                <w:sz w:val="22"/>
-                <w:szCs w:val="22"/>
-              </w:rPr>
-              <w:t>81</w:t>
+              <w:t>RF81</w:t>
             </w:r>
           </w:p>
         </w:tc>
@@ -18959,18 +18711,7 @@
                 <w:sz w:val="22"/>
                 <w:szCs w:val="22"/>
               </w:rPr>
-              <w:lastRenderedPageBreak/>
-              <w:t>RF</w:t>
-            </w:r>
-            <w:r>
-              <w:rPr>
-                <w:i w:val="0"/>
-                <w:iCs/>
-                <w:color w:val="000000" w:themeColor="text1"/>
-                <w:sz w:val="22"/>
-                <w:szCs w:val="22"/>
-              </w:rPr>
-              <w:t>82</w:t>
+              <w:t>RF82</w:t>
             </w:r>
           </w:p>
         </w:tc>
@@ -19105,17 +18846,7 @@
                 <w:sz w:val="22"/>
                 <w:szCs w:val="22"/>
               </w:rPr>
-              <w:t>RF</w:t>
-            </w:r>
-            <w:r>
-              <w:rPr>
-                <w:i w:val="0"/>
-                <w:iCs/>
-                <w:color w:val="000000" w:themeColor="text1"/>
-                <w:sz w:val="22"/>
-                <w:szCs w:val="22"/>
-              </w:rPr>
-              <w:t>83</w:t>
+              <w:t>RF83</w:t>
             </w:r>
           </w:p>
         </w:tc>
@@ -19250,17 +18981,7 @@
                 <w:sz w:val="22"/>
                 <w:szCs w:val="22"/>
               </w:rPr>
-              <w:t>RF</w:t>
-            </w:r>
-            <w:r>
-              <w:rPr>
-                <w:i w:val="0"/>
-                <w:iCs/>
-                <w:color w:val="000000" w:themeColor="text1"/>
-                <w:sz w:val="22"/>
-                <w:szCs w:val="22"/>
-              </w:rPr>
-              <w:t>84</w:t>
+              <w:t>RF84</w:t>
             </w:r>
           </w:p>
         </w:tc>
@@ -19395,17 +19116,7 @@
                 <w:sz w:val="22"/>
                 <w:szCs w:val="22"/>
               </w:rPr>
-              <w:t>RF</w:t>
-            </w:r>
-            <w:r>
-              <w:rPr>
-                <w:i w:val="0"/>
-                <w:iCs/>
-                <w:color w:val="000000" w:themeColor="text1"/>
-                <w:sz w:val="22"/>
-                <w:szCs w:val="22"/>
-              </w:rPr>
-              <w:t>85</w:t>
+              <w:t>RF85</w:t>
             </w:r>
           </w:p>
         </w:tc>
@@ -19540,17 +19251,8 @@
                 <w:sz w:val="22"/>
                 <w:szCs w:val="22"/>
               </w:rPr>
-              <w:t>RF</w:t>
-            </w:r>
-            <w:r>
-              <w:rPr>
-                <w:i w:val="0"/>
-                <w:iCs/>
-                <w:color w:val="000000" w:themeColor="text1"/>
-                <w:sz w:val="22"/>
-                <w:szCs w:val="22"/>
-              </w:rPr>
-              <w:t>86</w:t>
+              <w:lastRenderedPageBreak/>
+              <w:t>RF86</w:t>
             </w:r>
           </w:p>
         </w:tc>
@@ -19711,7 +19413,19 @@
           <w:rPr>
             <w:rStyle w:val="Hipervnculo"/>
           </w:rPr>
-          <w:t>https://docs.google.com/spreadsheets/d/1HQtyPLT1kqFZigMZEz16xBCrjMVIxfge/edit?usp=sharing&amp;ouid=107977508490087733585&amp;rtpof=true&amp;sd=true</w:t>
+          <w:t>https://docs.google.com/spreadsheets/d/1HQtyP</w:t>
+        </w:r>
+        <w:r>
+          <w:rPr>
+            <w:rStyle w:val="Hipervnculo"/>
+          </w:rPr>
+          <w:t>L</w:t>
+        </w:r>
+        <w:r>
+          <w:rPr>
+            <w:rStyle w:val="Hipervnculo"/>
+          </w:rPr>
+          <w:t>T1kqFZigMZEz16xBCrjMVIxfge/edit?usp=sharing&amp;ouid=107977508490087733585&amp;rtpof=true&amp;sd=true</w:t>
         </w:r>
       </w:hyperlink>
     </w:p>
@@ -21218,8 +20932,8 @@
           <w:color w:val="000000"/>
         </w:rPr>
       </w:pPr>
-      <w:bookmarkStart w:id="30" w:name="_heading=h.784qjiqyb7q6" w:colFirst="0" w:colLast="0"/>
-      <w:bookmarkEnd w:id="30"/>
+      <w:bookmarkStart w:id="31" w:name="_heading=h.784qjiqyb7q6" w:colFirst="0" w:colLast="0"/>
+      <w:bookmarkEnd w:id="31"/>
       <w:r>
         <w:rPr>
           <w:b/>
@@ -21244,7 +20958,6 @@
         </w:pBdr>
       </w:pPr>
       <w:r>
-        <w:lastRenderedPageBreak/>
         <w:t>Alta/Esencial</w:t>
       </w:r>
     </w:p>
@@ -21357,6 +21070,7 @@
           <w:bCs/>
           <w:highlight w:val="white"/>
         </w:rPr>
+        <w:lastRenderedPageBreak/>
         <w:t>Disponibilidad y Conectividad:</w:t>
       </w:r>
       <w:r>
@@ -21436,6 +21150,7 @@
         </w:rPr>
       </w:pPr>
       <w:proofErr w:type="spellStart"/>
+      <w:proofErr w:type="gramStart"/>
       <w:r>
         <w:rPr>
           <w:b/>
@@ -21451,6 +21166,7 @@
         <w:t>:Es</w:t>
       </w:r>
       <w:proofErr w:type="spellEnd"/>
+      <w:proofErr w:type="gramEnd"/>
       <w:r>
         <w:rPr>
           <w:highlight w:val="white"/>
@@ -21496,6 +21212,7 @@
         <w:t xml:space="preserve">Integridad de </w:t>
       </w:r>
       <w:proofErr w:type="spellStart"/>
+      <w:proofErr w:type="gramStart"/>
       <w:r>
         <w:rPr>
           <w:b/>
@@ -21511,6 +21228,7 @@
         <w:t>El</w:t>
       </w:r>
       <w:proofErr w:type="spellEnd"/>
+      <w:proofErr w:type="gramEnd"/>
       <w:r>
         <w:rPr>
           <w:highlight w:val="white"/>
@@ -21603,7 +21321,21 @@
         <w:rPr>
           <w:highlight w:val="white"/>
         </w:rPr>
-        <w:t>: El desarrollo y operación del sistema estarán sujetos a las políticas de la empresa  Panela Buenos Aires.</w:t>
+        <w:t xml:space="preserve">: El desarrollo y operación del sistema estarán sujetos a las políticas de la </w:t>
+      </w:r>
+      <w:proofErr w:type="gramStart"/>
+      <w:r>
+        <w:rPr>
+          <w:highlight w:val="white"/>
+        </w:rPr>
+        <w:t>empresa  Panela</w:t>
+      </w:r>
+      <w:proofErr w:type="gramEnd"/>
+      <w:r>
+        <w:rPr>
+          <w:highlight w:val="white"/>
+        </w:rPr>
+        <w:t xml:space="preserve"> Buenos Aires.</w:t>
       </w:r>
     </w:p>
     <w:p>
@@ -21614,8 +21346,8 @@
           <w:numId w:val="12"/>
         </w:numPr>
       </w:pPr>
-      <w:bookmarkStart w:id="31" w:name="_heading=h.84bhcwlxbk2s" w:colFirst="0" w:colLast="0"/>
-      <w:bookmarkEnd w:id="31"/>
+      <w:bookmarkStart w:id="32" w:name="_heading=h.84bhcwlxbk2s" w:colFirst="0" w:colLast="0"/>
+      <w:bookmarkEnd w:id="32"/>
       <w:r>
         <w:t>Otros requisitos</w:t>
       </w:r>
@@ -21658,8 +21390,8 @@
           <w:numId w:val="12"/>
         </w:numPr>
       </w:pPr>
-      <w:bookmarkStart w:id="32" w:name="_heading=h.ge615r2bzod0" w:colFirst="0" w:colLast="0"/>
-      <w:bookmarkEnd w:id="32"/>
+      <w:bookmarkStart w:id="33" w:name="_heading=h.ge615r2bzod0" w:colFirst="0" w:colLast="0"/>
+      <w:bookmarkEnd w:id="33"/>
       <w:r>
         <w:t>Apéndices</w:t>
       </w:r>
@@ -21705,7 +21437,7 @@
 </file>
 
 <file path=word/endnotes.xml><?xml version="1.0" encoding="utf-8"?>
-<w:endnotes xmlns:wpc="http://schemas.microsoft.com/office/word/2010/wordprocessingCanvas" xmlns:cx="http://schemas.microsoft.com/office/drawing/2014/chartex" xmlns:cx1="http://schemas.microsoft.com/office/drawing/2015/9/8/chartex" xmlns:cx2="http://schemas.microsoft.com/office/drawing/2015/10/21/chartex" xmlns:cx3="http://schemas.microsoft.com/office/drawing/2016/5/9/chartex" xmlns:cx4="http://schemas.microsoft.com/office/drawing/2016/5/10/chartex" xmlns:cx5="http://schemas.microsoft.com/office/drawing/2016/5/11/chartex" xmlns:cx6="http://schemas.microsoft.com/office/drawing/2016/5/12/chartex" xmlns:cx7="http://schemas.microsoft.com/office/drawing/2016/5/13/chartex" xmlns:cx8="http://schemas.microsoft.com/office/drawing/2016/5/14/chartex" xmlns:mc="http://schemas.openxmlformats.org/markup-compatibility/2006" xmlns:aink="http://schemas.microsoft.com/office/drawing/2016/ink" xmlns:am3d="http://schemas.microsoft.com/office/drawing/2017/model3d" xmlns:o="urn:schemas-microsoft-com:office:office" xmlns:oel="http://schemas.microsoft.com/office/2019/extlst" xmlns:r="http://schemas.openxmlformats.org/officeDocument/2006/relationships" xmlns:m="http://schemas.openxmlformats.org/officeDocument/2006/math" xmlns:v="urn:schemas-microsoft-com:vml" xmlns:wp14="http://schemas.microsoft.com/office/word/2010/wordprocessingDrawing" xmlns:wp="http://schemas.openxmlformats.org/drawingml/2006/wordprocessingDrawing" xmlns:w10="urn:schemas-microsoft-com:office:word" xmlns:w="http://schemas.openxmlformats.org/wordprocessingml/2006/main" xmlns:w14="http://schemas.microsoft.com/office/word/2010/wordml" xmlns:w15="http://schemas.microsoft.com/office/word/2012/wordml" xmlns:w16cex="http://schemas.microsoft.com/office/word/2018/wordml/cex" xmlns:w16cid="http://schemas.microsoft.com/office/word/2016/wordml/cid" xmlns:w16="http://schemas.microsoft.com/office/word/2018/wordml" xmlns:w16du="http://schemas.microsoft.com/office/word/2023/wordml/word16du" xmlns:w16sdtdh="http://schemas.microsoft.com/office/word/2020/wordml/sdtdatahash" xmlns:w16sdtfl="http://schemas.microsoft.com/office/word/2024/wordml/sdtformatlock" xmlns:w16se="http://schemas.microsoft.com/office/word/2015/wordml/symex" xmlns:wpg="http://schemas.microsoft.com/office/word/2010/wordprocessingGroup" xmlns:wpi="http://schemas.microsoft.com/office/word/2010/wordprocessingInk" xmlns:wne="http://schemas.microsoft.com/office/word/2006/wordml" xmlns:wps="http://schemas.microsoft.com/office/word/2010/wordprocessingShape" mc:Ignorable="w14 w15 w16se w16cid w16 w16cex w16sdtdh w16sdtfl w16du wp14">
+<w:endnotes xmlns:wpc="http://schemas.microsoft.com/office/word/2010/wordprocessingCanvas" xmlns:cx="http://schemas.microsoft.com/office/drawing/2014/chartex" xmlns:mc="http://schemas.openxmlformats.org/markup-compatibility/2006" xmlns:o="urn:schemas-microsoft-com:office:office" xmlns:r="http://schemas.openxmlformats.org/officeDocument/2006/relationships" xmlns:m="http://schemas.openxmlformats.org/officeDocument/2006/math" xmlns:v="urn:schemas-microsoft-com:vml" xmlns:wp14="http://schemas.microsoft.com/office/word/2010/wordprocessingDrawing" xmlns:wp="http://schemas.openxmlformats.org/drawingml/2006/wordprocessingDrawing" xmlns:w10="urn:schemas-microsoft-com:office:word" xmlns:w="http://schemas.openxmlformats.org/wordprocessingml/2006/main" xmlns:w14="http://schemas.microsoft.com/office/word/2010/wordml" xmlns:w15="http://schemas.microsoft.com/office/word/2012/wordml" xmlns:w16se="http://schemas.microsoft.com/office/word/2015/wordml/symex" xmlns:wpg="http://schemas.microsoft.com/office/word/2010/wordprocessingGroup" xmlns:wpi="http://schemas.microsoft.com/office/word/2010/wordprocessingInk" xmlns:wne="http://schemas.microsoft.com/office/word/2006/wordml" xmlns:wps="http://schemas.microsoft.com/office/word/2010/wordprocessingShape" mc:Ignorable="w14 w15 w16se wp14">
   <w:endnote w:type="separator" w:id="-1">
     <w:p>
       <w:r>
@@ -21724,7 +21456,7 @@
 </file>
 
 <file path=word/footer1.xml><?xml version="1.0" encoding="utf-8"?>
-<w:ftr xmlns:wpc="http://schemas.microsoft.com/office/word/2010/wordprocessingCanvas" xmlns:cx="http://schemas.microsoft.com/office/drawing/2014/chartex" xmlns:cx1="http://schemas.microsoft.com/office/drawing/2015/9/8/chartex" xmlns:cx2="http://schemas.microsoft.com/office/drawing/2015/10/21/chartex" xmlns:cx3="http://schemas.microsoft.com/office/drawing/2016/5/9/chartex" xmlns:cx4="http://schemas.microsoft.com/office/drawing/2016/5/10/chartex" xmlns:cx5="http://schemas.microsoft.com/office/drawing/2016/5/11/chartex" xmlns:cx6="http://schemas.microsoft.com/office/drawing/2016/5/12/chartex" xmlns:cx7="http://schemas.microsoft.com/office/drawing/2016/5/13/chartex" xmlns:cx8="http://schemas.microsoft.com/office/drawing/2016/5/14/chartex" xmlns:mc="http://schemas.openxmlformats.org/markup-compatibility/2006" xmlns:aink="http://schemas.microsoft.com/office/drawing/2016/ink" xmlns:am3d="http://schemas.microsoft.com/office/drawing/2017/model3d" xmlns:o="urn:schemas-microsoft-com:office:office" xmlns:oel="http://schemas.microsoft.com/office/2019/extlst" xmlns:r="http://schemas.openxmlformats.org/officeDocument/2006/relationships" xmlns:m="http://schemas.openxmlformats.org/officeDocument/2006/math" xmlns:v="urn:schemas-microsoft-com:vml" xmlns:wp14="http://schemas.microsoft.com/office/word/2010/wordprocessingDrawing" xmlns:wp="http://schemas.openxmlformats.org/drawingml/2006/wordprocessingDrawing" xmlns:w10="urn:schemas-microsoft-com:office:word" xmlns:w="http://schemas.openxmlformats.org/wordprocessingml/2006/main" xmlns:w14="http://schemas.microsoft.com/office/word/2010/wordml" xmlns:w15="http://schemas.microsoft.com/office/word/2012/wordml" xmlns:w16cex="http://schemas.microsoft.com/office/word/2018/wordml/cex" xmlns:w16cid="http://schemas.microsoft.com/office/word/2016/wordml/cid" xmlns:w16="http://schemas.microsoft.com/office/word/2018/wordml" xmlns:w16du="http://schemas.microsoft.com/office/word/2023/wordml/word16du" xmlns:w16sdtdh="http://schemas.microsoft.com/office/word/2020/wordml/sdtdatahash" xmlns:w16sdtfl="http://schemas.microsoft.com/office/word/2024/wordml/sdtformatlock" xmlns:w16se="http://schemas.microsoft.com/office/word/2015/wordml/symex" xmlns:wpg="http://schemas.microsoft.com/office/word/2010/wordprocessingGroup" xmlns:wpi="http://schemas.microsoft.com/office/word/2010/wordprocessingInk" xmlns:wne="http://schemas.microsoft.com/office/word/2006/wordml" xmlns:wps="http://schemas.microsoft.com/office/word/2010/wordprocessingShape" mc:Ignorable="w14 w15 w16se w16cid w16 w16cex w16sdtdh w16sdtfl w16du wp14">
+<w:ftr xmlns:wpc="http://schemas.microsoft.com/office/word/2010/wordprocessingCanvas" xmlns:cx="http://schemas.microsoft.com/office/drawing/2014/chartex" xmlns:mc="http://schemas.openxmlformats.org/markup-compatibility/2006" xmlns:o="urn:schemas-microsoft-com:office:office" xmlns:r="http://schemas.openxmlformats.org/officeDocument/2006/relationships" xmlns:m="http://schemas.openxmlformats.org/officeDocument/2006/math" xmlns:v="urn:schemas-microsoft-com:vml" xmlns:wp14="http://schemas.microsoft.com/office/word/2010/wordprocessingDrawing" xmlns:wp="http://schemas.openxmlformats.org/drawingml/2006/wordprocessingDrawing" xmlns:w10="urn:schemas-microsoft-com:office:word" xmlns:w="http://schemas.openxmlformats.org/wordprocessingml/2006/main" xmlns:w14="http://schemas.microsoft.com/office/word/2010/wordml" xmlns:w15="http://schemas.microsoft.com/office/word/2012/wordml" xmlns:w16se="http://schemas.microsoft.com/office/word/2015/wordml/symex" xmlns:wpg="http://schemas.microsoft.com/office/word/2010/wordprocessingGroup" xmlns:wpi="http://schemas.microsoft.com/office/word/2010/wordprocessingInk" xmlns:wne="http://schemas.microsoft.com/office/word/2006/wordml" xmlns:wps="http://schemas.microsoft.com/office/word/2010/wordprocessingShape" mc:Ignorable="w14 w15 w16se wp14">
   <w:p>
     <w:pPr>
       <w:widowControl w:val="0"/>
@@ -21882,7 +21614,7 @@
 </file>
 
 <file path=word/footer2.xml><?xml version="1.0" encoding="utf-8"?>
-<w:ftr xmlns:wpc="http://schemas.microsoft.com/office/word/2010/wordprocessingCanvas" xmlns:cx="http://schemas.microsoft.com/office/drawing/2014/chartex" xmlns:cx1="http://schemas.microsoft.com/office/drawing/2015/9/8/chartex" xmlns:cx2="http://schemas.microsoft.com/office/drawing/2015/10/21/chartex" xmlns:cx3="http://schemas.microsoft.com/office/drawing/2016/5/9/chartex" xmlns:cx4="http://schemas.microsoft.com/office/drawing/2016/5/10/chartex" xmlns:cx5="http://schemas.microsoft.com/office/drawing/2016/5/11/chartex" xmlns:cx6="http://schemas.microsoft.com/office/drawing/2016/5/12/chartex" xmlns:cx7="http://schemas.microsoft.com/office/drawing/2016/5/13/chartex" xmlns:cx8="http://schemas.microsoft.com/office/drawing/2016/5/14/chartex" xmlns:mc="http://schemas.openxmlformats.org/markup-compatibility/2006" xmlns:aink="http://schemas.microsoft.com/office/drawing/2016/ink" xmlns:am3d="http://schemas.microsoft.com/office/drawing/2017/model3d" xmlns:o="urn:schemas-microsoft-com:office:office" xmlns:oel="http://schemas.microsoft.com/office/2019/extlst" xmlns:r="http://schemas.openxmlformats.org/officeDocument/2006/relationships" xmlns:m="http://schemas.openxmlformats.org/officeDocument/2006/math" xmlns:v="urn:schemas-microsoft-com:vml" xmlns:wp14="http://schemas.microsoft.com/office/word/2010/wordprocessingDrawing" xmlns:wp="http://schemas.openxmlformats.org/drawingml/2006/wordprocessingDrawing" xmlns:w10="urn:schemas-microsoft-com:office:word" xmlns:w="http://schemas.openxmlformats.org/wordprocessingml/2006/main" xmlns:w14="http://schemas.microsoft.com/office/word/2010/wordml" xmlns:w15="http://schemas.microsoft.com/office/word/2012/wordml" xmlns:w16cex="http://schemas.microsoft.com/office/word/2018/wordml/cex" xmlns:w16cid="http://schemas.microsoft.com/office/word/2016/wordml/cid" xmlns:w16="http://schemas.microsoft.com/office/word/2018/wordml" xmlns:w16du="http://schemas.microsoft.com/office/word/2023/wordml/word16du" xmlns:w16sdtdh="http://schemas.microsoft.com/office/word/2020/wordml/sdtdatahash" xmlns:w16sdtfl="http://schemas.microsoft.com/office/word/2024/wordml/sdtformatlock" xmlns:w16se="http://schemas.microsoft.com/office/word/2015/wordml/symex" xmlns:wpg="http://schemas.microsoft.com/office/word/2010/wordprocessingGroup" xmlns:wpi="http://schemas.microsoft.com/office/word/2010/wordprocessingInk" xmlns:wne="http://schemas.microsoft.com/office/word/2006/wordml" xmlns:wps="http://schemas.microsoft.com/office/word/2010/wordprocessingShape" mc:Ignorable="w14 w15 w16se w16cid w16 w16cex w16sdtdh w16sdtfl w16du wp14">
+<w:ftr xmlns:wpc="http://schemas.microsoft.com/office/word/2010/wordprocessingCanvas" xmlns:cx="http://schemas.microsoft.com/office/drawing/2014/chartex" xmlns:mc="http://schemas.openxmlformats.org/markup-compatibility/2006" xmlns:o="urn:schemas-microsoft-com:office:office" xmlns:r="http://schemas.openxmlformats.org/officeDocument/2006/relationships" xmlns:m="http://schemas.openxmlformats.org/officeDocument/2006/math" xmlns:v="urn:schemas-microsoft-com:vml" xmlns:wp14="http://schemas.microsoft.com/office/word/2010/wordprocessingDrawing" xmlns:wp="http://schemas.openxmlformats.org/drawingml/2006/wordprocessingDrawing" xmlns:w10="urn:schemas-microsoft-com:office:word" xmlns:w="http://schemas.openxmlformats.org/wordprocessingml/2006/main" xmlns:w14="http://schemas.microsoft.com/office/word/2010/wordml" xmlns:w15="http://schemas.microsoft.com/office/word/2012/wordml" xmlns:w16se="http://schemas.microsoft.com/office/word/2015/wordml/symex" xmlns:wpg="http://schemas.microsoft.com/office/word/2010/wordprocessingGroup" xmlns:wpi="http://schemas.microsoft.com/office/word/2010/wordprocessingInk" xmlns:wne="http://schemas.microsoft.com/office/word/2006/wordml" xmlns:wps="http://schemas.microsoft.com/office/word/2010/wordprocessingShape" mc:Ignorable="w14 w15 w16se wp14">
   <w:p>
     <w:pPr>
       <w:pBdr>
@@ -21905,7 +21637,7 @@
 </file>
 
 <file path=word/footnotes.xml><?xml version="1.0" encoding="utf-8"?>
-<w:footnotes xmlns:wpc="http://schemas.microsoft.com/office/word/2010/wordprocessingCanvas" xmlns:cx="http://schemas.microsoft.com/office/drawing/2014/chartex" xmlns:cx1="http://schemas.microsoft.com/office/drawing/2015/9/8/chartex" xmlns:cx2="http://schemas.microsoft.com/office/drawing/2015/10/21/chartex" xmlns:cx3="http://schemas.microsoft.com/office/drawing/2016/5/9/chartex" xmlns:cx4="http://schemas.microsoft.com/office/drawing/2016/5/10/chartex" xmlns:cx5="http://schemas.microsoft.com/office/drawing/2016/5/11/chartex" xmlns:cx6="http://schemas.microsoft.com/office/drawing/2016/5/12/chartex" xmlns:cx7="http://schemas.microsoft.com/office/drawing/2016/5/13/chartex" xmlns:cx8="http://schemas.microsoft.com/office/drawing/2016/5/14/chartex" xmlns:mc="http://schemas.openxmlformats.org/markup-compatibility/2006" xmlns:aink="http://schemas.microsoft.com/office/drawing/2016/ink" xmlns:am3d="http://schemas.microsoft.com/office/drawing/2017/model3d" xmlns:o="urn:schemas-microsoft-com:office:office" xmlns:oel="http://schemas.microsoft.com/office/2019/extlst" xmlns:r="http://schemas.openxmlformats.org/officeDocument/2006/relationships" xmlns:m="http://schemas.openxmlformats.org/officeDocument/2006/math" xmlns:v="urn:schemas-microsoft-com:vml" xmlns:wp14="http://schemas.microsoft.com/office/word/2010/wordprocessingDrawing" xmlns:wp="http://schemas.openxmlformats.org/drawingml/2006/wordprocessingDrawing" xmlns:w10="urn:schemas-microsoft-com:office:word" xmlns:w="http://schemas.openxmlformats.org/wordprocessingml/2006/main" xmlns:w14="http://schemas.microsoft.com/office/word/2010/wordml" xmlns:w15="http://schemas.microsoft.com/office/word/2012/wordml" xmlns:w16cex="http://schemas.microsoft.com/office/word/2018/wordml/cex" xmlns:w16cid="http://schemas.microsoft.com/office/word/2016/wordml/cid" xmlns:w16="http://schemas.microsoft.com/office/word/2018/wordml" xmlns:w16du="http://schemas.microsoft.com/office/word/2023/wordml/word16du" xmlns:w16sdtdh="http://schemas.microsoft.com/office/word/2020/wordml/sdtdatahash" xmlns:w16sdtfl="http://schemas.microsoft.com/office/word/2024/wordml/sdtformatlock" xmlns:w16se="http://schemas.microsoft.com/office/word/2015/wordml/symex" xmlns:wpg="http://schemas.microsoft.com/office/word/2010/wordprocessingGroup" xmlns:wpi="http://schemas.microsoft.com/office/word/2010/wordprocessingInk" xmlns:wne="http://schemas.microsoft.com/office/word/2006/wordml" xmlns:wps="http://schemas.microsoft.com/office/word/2010/wordprocessingShape" mc:Ignorable="w14 w15 w16se w16cid w16 w16cex w16sdtdh w16sdtfl w16du wp14">
+<w:footnotes xmlns:wpc="http://schemas.microsoft.com/office/word/2010/wordprocessingCanvas" xmlns:cx="http://schemas.microsoft.com/office/drawing/2014/chartex" xmlns:mc="http://schemas.openxmlformats.org/markup-compatibility/2006" xmlns:o="urn:schemas-microsoft-com:office:office" xmlns:r="http://schemas.openxmlformats.org/officeDocument/2006/relationships" xmlns:m="http://schemas.openxmlformats.org/officeDocument/2006/math" xmlns:v="urn:schemas-microsoft-com:vml" xmlns:wp14="http://schemas.microsoft.com/office/word/2010/wordprocessingDrawing" xmlns:wp="http://schemas.openxmlformats.org/drawingml/2006/wordprocessingDrawing" xmlns:w10="urn:schemas-microsoft-com:office:word" xmlns:w="http://schemas.openxmlformats.org/wordprocessingml/2006/main" xmlns:w14="http://schemas.microsoft.com/office/word/2010/wordml" xmlns:w15="http://schemas.microsoft.com/office/word/2012/wordml" xmlns:w16se="http://schemas.microsoft.com/office/word/2015/wordml/symex" xmlns:wpg="http://schemas.microsoft.com/office/word/2010/wordprocessingGroup" xmlns:wpi="http://schemas.microsoft.com/office/word/2010/wordprocessingInk" xmlns:wne="http://schemas.microsoft.com/office/word/2006/wordml" xmlns:wps="http://schemas.microsoft.com/office/word/2010/wordprocessingShape" mc:Ignorable="w14 w15 w16se wp14">
   <w:footnote w:type="separator" w:id="-1">
     <w:p>
       <w:r>
@@ -21924,7 +21656,7 @@
 </file>
 
 <file path=word/header1.xml><?xml version="1.0" encoding="utf-8"?>
-<w:hdr xmlns:wpc="http://schemas.microsoft.com/office/word/2010/wordprocessingCanvas" xmlns:cx="http://schemas.microsoft.com/office/drawing/2014/chartex" xmlns:cx1="http://schemas.microsoft.com/office/drawing/2015/9/8/chartex" xmlns:cx2="http://schemas.microsoft.com/office/drawing/2015/10/21/chartex" xmlns:cx3="http://schemas.microsoft.com/office/drawing/2016/5/9/chartex" xmlns:cx4="http://schemas.microsoft.com/office/drawing/2016/5/10/chartex" xmlns:cx5="http://schemas.microsoft.com/office/drawing/2016/5/11/chartex" xmlns:cx6="http://schemas.microsoft.com/office/drawing/2016/5/12/chartex" xmlns:cx7="http://schemas.microsoft.com/office/drawing/2016/5/13/chartex" xmlns:cx8="http://schemas.microsoft.com/office/drawing/2016/5/14/chartex" xmlns:mc="http://schemas.openxmlformats.org/markup-compatibility/2006" xmlns:aink="http://schemas.microsoft.com/office/drawing/2016/ink" xmlns:am3d="http://schemas.microsoft.com/office/drawing/2017/model3d" xmlns:o="urn:schemas-microsoft-com:office:office" xmlns:oel="http://schemas.microsoft.com/office/2019/extlst" xmlns:r="http://schemas.openxmlformats.org/officeDocument/2006/relationships" xmlns:m="http://schemas.openxmlformats.org/officeDocument/2006/math" xmlns:v="urn:schemas-microsoft-com:vml" xmlns:wp14="http://schemas.microsoft.com/office/word/2010/wordprocessingDrawing" xmlns:wp="http://schemas.openxmlformats.org/drawingml/2006/wordprocessingDrawing" xmlns:w10="urn:schemas-microsoft-com:office:word" xmlns:w="http://schemas.openxmlformats.org/wordprocessingml/2006/main" xmlns:w14="http://schemas.microsoft.com/office/word/2010/wordml" xmlns:w15="http://schemas.microsoft.com/office/word/2012/wordml" xmlns:w16cex="http://schemas.microsoft.com/office/word/2018/wordml/cex" xmlns:w16cid="http://schemas.microsoft.com/office/word/2016/wordml/cid" xmlns:w16="http://schemas.microsoft.com/office/word/2018/wordml" xmlns:w16du="http://schemas.microsoft.com/office/word/2023/wordml/word16du" xmlns:w16sdtdh="http://schemas.microsoft.com/office/word/2020/wordml/sdtdatahash" xmlns:w16sdtfl="http://schemas.microsoft.com/office/word/2024/wordml/sdtformatlock" xmlns:w16se="http://schemas.microsoft.com/office/word/2015/wordml/symex" xmlns:wpg="http://schemas.microsoft.com/office/word/2010/wordprocessingGroup" xmlns:wpi="http://schemas.microsoft.com/office/word/2010/wordprocessingInk" xmlns:wne="http://schemas.microsoft.com/office/word/2006/wordml" xmlns:wps="http://schemas.microsoft.com/office/word/2010/wordprocessingShape" mc:Ignorable="w14 w15 w16se w16cid w16 w16cex w16sdtdh w16sdtfl w16du wp14">
+<w:hdr xmlns:wpc="http://schemas.microsoft.com/office/word/2010/wordprocessingCanvas" xmlns:cx="http://schemas.microsoft.com/office/drawing/2014/chartex" xmlns:mc="http://schemas.openxmlformats.org/markup-compatibility/2006" xmlns:o="urn:schemas-microsoft-com:office:office" xmlns:r="http://schemas.openxmlformats.org/officeDocument/2006/relationships" xmlns:m="http://schemas.openxmlformats.org/officeDocument/2006/math" xmlns:v="urn:schemas-microsoft-com:vml" xmlns:wp14="http://schemas.microsoft.com/office/word/2010/wordprocessingDrawing" xmlns:wp="http://schemas.openxmlformats.org/drawingml/2006/wordprocessingDrawing" xmlns:w10="urn:schemas-microsoft-com:office:word" xmlns:w="http://schemas.openxmlformats.org/wordprocessingml/2006/main" xmlns:w14="http://schemas.microsoft.com/office/word/2010/wordml" xmlns:w15="http://schemas.microsoft.com/office/word/2012/wordml" xmlns:w16se="http://schemas.microsoft.com/office/word/2015/wordml/symex" xmlns:wpg="http://schemas.microsoft.com/office/word/2010/wordprocessingGroup" xmlns:wpi="http://schemas.microsoft.com/office/word/2010/wordprocessingInk" xmlns:wne="http://schemas.microsoft.com/office/word/2006/wordml" xmlns:wps="http://schemas.microsoft.com/office/word/2010/wordprocessingShape" mc:Ignorable="w14 w15 w16se wp14">
   <w:p>
     <w:pPr>
       <w:widowControl w:val="0"/>
@@ -21965,7 +21697,7 @@
 </file>
 
 <file path=word/header2.xml><?xml version="1.0" encoding="utf-8"?>
-<w:hdr xmlns:wpc="http://schemas.microsoft.com/office/word/2010/wordprocessingCanvas" xmlns:cx="http://schemas.microsoft.com/office/drawing/2014/chartex" xmlns:cx1="http://schemas.microsoft.com/office/drawing/2015/9/8/chartex" xmlns:cx2="http://schemas.microsoft.com/office/drawing/2015/10/21/chartex" xmlns:cx3="http://schemas.microsoft.com/office/drawing/2016/5/9/chartex" xmlns:cx4="http://schemas.microsoft.com/office/drawing/2016/5/10/chartex" xmlns:cx5="http://schemas.microsoft.com/office/drawing/2016/5/11/chartex" xmlns:cx6="http://schemas.microsoft.com/office/drawing/2016/5/12/chartex" xmlns:cx7="http://schemas.microsoft.com/office/drawing/2016/5/13/chartex" xmlns:cx8="http://schemas.microsoft.com/office/drawing/2016/5/14/chartex" xmlns:mc="http://schemas.openxmlformats.org/markup-compatibility/2006" xmlns:aink="http://schemas.microsoft.com/office/drawing/2016/ink" xmlns:am3d="http://schemas.microsoft.com/office/drawing/2017/model3d" xmlns:o="urn:schemas-microsoft-com:office:office" xmlns:oel="http://schemas.microsoft.com/office/2019/extlst" xmlns:r="http://schemas.openxmlformats.org/officeDocument/2006/relationships" xmlns:m="http://schemas.openxmlformats.org/officeDocument/2006/math" xmlns:v="urn:schemas-microsoft-com:vml" xmlns:wp14="http://schemas.microsoft.com/office/word/2010/wordprocessingDrawing" xmlns:wp="http://schemas.openxmlformats.org/drawingml/2006/wordprocessingDrawing" xmlns:w10="urn:schemas-microsoft-com:office:word" xmlns:w="http://schemas.openxmlformats.org/wordprocessingml/2006/main" xmlns:w14="http://schemas.microsoft.com/office/word/2010/wordml" xmlns:w15="http://schemas.microsoft.com/office/word/2012/wordml" xmlns:w16cex="http://schemas.microsoft.com/office/word/2018/wordml/cex" xmlns:w16cid="http://schemas.microsoft.com/office/word/2016/wordml/cid" xmlns:w16="http://schemas.microsoft.com/office/word/2018/wordml" xmlns:w16du="http://schemas.microsoft.com/office/word/2023/wordml/word16du" xmlns:w16sdtdh="http://schemas.microsoft.com/office/word/2020/wordml/sdtdatahash" xmlns:w16sdtfl="http://schemas.microsoft.com/office/word/2024/wordml/sdtformatlock" xmlns:w16se="http://schemas.microsoft.com/office/word/2015/wordml/symex" xmlns:wpg="http://schemas.microsoft.com/office/word/2010/wordprocessingGroup" xmlns:wpi="http://schemas.microsoft.com/office/word/2010/wordprocessingInk" xmlns:wne="http://schemas.microsoft.com/office/word/2006/wordml" xmlns:wps="http://schemas.microsoft.com/office/word/2010/wordprocessingShape" mc:Ignorable="w14 w15 w16se w16cid w16 w16cex w16sdtdh w16sdtfl w16du wp14">
+<w:hdr xmlns:wpc="http://schemas.microsoft.com/office/word/2010/wordprocessingCanvas" xmlns:cx="http://schemas.microsoft.com/office/drawing/2014/chartex" xmlns:mc="http://schemas.openxmlformats.org/markup-compatibility/2006" xmlns:o="urn:schemas-microsoft-com:office:office" xmlns:r="http://schemas.openxmlformats.org/officeDocument/2006/relationships" xmlns:m="http://schemas.openxmlformats.org/officeDocument/2006/math" xmlns:v="urn:schemas-microsoft-com:vml" xmlns:wp14="http://schemas.microsoft.com/office/word/2010/wordprocessingDrawing" xmlns:wp="http://schemas.openxmlformats.org/drawingml/2006/wordprocessingDrawing" xmlns:w10="urn:schemas-microsoft-com:office:word" xmlns:w="http://schemas.openxmlformats.org/wordprocessingml/2006/main" xmlns:w14="http://schemas.microsoft.com/office/word/2010/wordml" xmlns:w15="http://schemas.microsoft.com/office/word/2012/wordml" xmlns:w16se="http://schemas.microsoft.com/office/word/2015/wordml/symex" xmlns:wpg="http://schemas.microsoft.com/office/word/2010/wordprocessingGroup" xmlns:wpi="http://schemas.microsoft.com/office/word/2010/wordprocessingInk" xmlns:wne="http://schemas.microsoft.com/office/word/2006/wordml" xmlns:wps="http://schemas.microsoft.com/office/word/2010/wordprocessingShape" mc:Ignorable="w14 w15 w16se wp14">
   <w:p>
     <w:pPr>
       <w:pBdr>
@@ -21989,7 +21721,7 @@
 </file>
 
 <file path=word/header3.xml><?xml version="1.0" encoding="utf-8"?>
-<w:hdr xmlns:wpc="http://schemas.microsoft.com/office/word/2010/wordprocessingCanvas" xmlns:cx="http://schemas.microsoft.com/office/drawing/2014/chartex" xmlns:cx1="http://schemas.microsoft.com/office/drawing/2015/9/8/chartex" xmlns:cx2="http://schemas.microsoft.com/office/drawing/2015/10/21/chartex" xmlns:cx3="http://schemas.microsoft.com/office/drawing/2016/5/9/chartex" xmlns:cx4="http://schemas.microsoft.com/office/drawing/2016/5/10/chartex" xmlns:cx5="http://schemas.microsoft.com/office/drawing/2016/5/11/chartex" xmlns:cx6="http://schemas.microsoft.com/office/drawing/2016/5/12/chartex" xmlns:cx7="http://schemas.microsoft.com/office/drawing/2016/5/13/chartex" xmlns:cx8="http://schemas.microsoft.com/office/drawing/2016/5/14/chartex" xmlns:mc="http://schemas.openxmlformats.org/markup-compatibility/2006" xmlns:aink="http://schemas.microsoft.com/office/drawing/2016/ink" xmlns:am3d="http://schemas.microsoft.com/office/drawing/2017/model3d" xmlns:o="urn:schemas-microsoft-com:office:office" xmlns:oel="http://schemas.microsoft.com/office/2019/extlst" xmlns:r="http://schemas.openxmlformats.org/officeDocument/2006/relationships" xmlns:m="http://schemas.openxmlformats.org/officeDocument/2006/math" xmlns:v="urn:schemas-microsoft-com:vml" xmlns:wp14="http://schemas.microsoft.com/office/word/2010/wordprocessingDrawing" xmlns:wp="http://schemas.openxmlformats.org/drawingml/2006/wordprocessingDrawing" xmlns:w10="urn:schemas-microsoft-com:office:word" xmlns:w="http://schemas.openxmlformats.org/wordprocessingml/2006/main" xmlns:w14="http://schemas.microsoft.com/office/word/2010/wordml" xmlns:w15="http://schemas.microsoft.com/office/word/2012/wordml" xmlns:w16cex="http://schemas.microsoft.com/office/word/2018/wordml/cex" xmlns:w16cid="http://schemas.microsoft.com/office/word/2016/wordml/cid" xmlns:w16="http://schemas.microsoft.com/office/word/2018/wordml" xmlns:w16du="http://schemas.microsoft.com/office/word/2023/wordml/word16du" xmlns:w16sdtdh="http://schemas.microsoft.com/office/word/2020/wordml/sdtdatahash" xmlns:w16sdtfl="http://schemas.microsoft.com/office/word/2024/wordml/sdtformatlock" xmlns:w16se="http://schemas.microsoft.com/office/word/2015/wordml/symex" xmlns:wpg="http://schemas.microsoft.com/office/word/2010/wordprocessingGroup" xmlns:wpi="http://schemas.microsoft.com/office/word/2010/wordprocessingInk" xmlns:wne="http://schemas.microsoft.com/office/word/2006/wordml" xmlns:wps="http://schemas.microsoft.com/office/word/2010/wordprocessingShape" mc:Ignorable="w14 w15 w16se w16cid w16 w16cex w16sdtdh w16sdtfl w16du wp14">
+<w:hdr xmlns:wpc="http://schemas.microsoft.com/office/word/2010/wordprocessingCanvas" xmlns:cx="http://schemas.microsoft.com/office/drawing/2014/chartex" xmlns:mc="http://schemas.openxmlformats.org/markup-compatibility/2006" xmlns:o="urn:schemas-microsoft-com:office:office" xmlns:r="http://schemas.openxmlformats.org/officeDocument/2006/relationships" xmlns:m="http://schemas.openxmlformats.org/officeDocument/2006/math" xmlns:v="urn:schemas-microsoft-com:vml" xmlns:wp14="http://schemas.microsoft.com/office/word/2010/wordprocessingDrawing" xmlns:wp="http://schemas.openxmlformats.org/drawingml/2006/wordprocessingDrawing" xmlns:w10="urn:schemas-microsoft-com:office:word" xmlns:w="http://schemas.openxmlformats.org/wordprocessingml/2006/main" xmlns:w14="http://schemas.microsoft.com/office/word/2010/wordml" xmlns:w15="http://schemas.microsoft.com/office/word/2012/wordml" xmlns:w16se="http://schemas.microsoft.com/office/word/2015/wordml/symex" xmlns:wpg="http://schemas.microsoft.com/office/word/2010/wordprocessingGroup" xmlns:wpi="http://schemas.microsoft.com/office/word/2010/wordprocessingInk" xmlns:wne="http://schemas.microsoft.com/office/word/2006/wordml" xmlns:wps="http://schemas.microsoft.com/office/word/2010/wordprocessingShape" mc:Ignorable="w14 w15 w16se wp14">
   <w:p>
     <w:pPr>
       <w:widowControl w:val="0"/>
@@ -22008,6 +21740,7 @@
     <w:r>
       <w:rPr>
         <w:noProof/>
+        <w:lang w:val="es-ES" w:eastAsia="es-ES"/>
       </w:rPr>
       <w:drawing>
         <wp:anchor distT="114300" distB="114300" distL="114300" distR="114300" simplePos="0" relativeHeight="251658240" behindDoc="0" locked="0" layoutInCell="1" hidden="0" allowOverlap="1">
@@ -22235,7 +21968,7 @@
               <w:noProof/>
               <w:color w:val="241A61"/>
             </w:rPr>
-            <w:t>5</w:t>
+            <w:t>15</w:t>
           </w:r>
           <w:r>
             <w:rPr>
@@ -22269,7 +22002,7 @@
 </file>
 
 <file path=word/header4.xml><?xml version="1.0" encoding="utf-8"?>
-<w:hdr xmlns:wpc="http://schemas.microsoft.com/office/word/2010/wordprocessingCanvas" xmlns:cx="http://schemas.microsoft.com/office/drawing/2014/chartex" xmlns:cx1="http://schemas.microsoft.com/office/drawing/2015/9/8/chartex" xmlns:cx2="http://schemas.microsoft.com/office/drawing/2015/10/21/chartex" xmlns:cx3="http://schemas.microsoft.com/office/drawing/2016/5/9/chartex" xmlns:cx4="http://schemas.microsoft.com/office/drawing/2016/5/10/chartex" xmlns:cx5="http://schemas.microsoft.com/office/drawing/2016/5/11/chartex" xmlns:cx6="http://schemas.microsoft.com/office/drawing/2016/5/12/chartex" xmlns:cx7="http://schemas.microsoft.com/office/drawing/2016/5/13/chartex" xmlns:cx8="http://schemas.microsoft.com/office/drawing/2016/5/14/chartex" xmlns:mc="http://schemas.openxmlformats.org/markup-compatibility/2006" xmlns:aink="http://schemas.microsoft.com/office/drawing/2016/ink" xmlns:am3d="http://schemas.microsoft.com/office/drawing/2017/model3d" xmlns:o="urn:schemas-microsoft-com:office:office" xmlns:oel="http://schemas.microsoft.com/office/2019/extlst" xmlns:r="http://schemas.openxmlformats.org/officeDocument/2006/relationships" xmlns:m="http://schemas.openxmlformats.org/officeDocument/2006/math" xmlns:v="urn:schemas-microsoft-com:vml" xmlns:wp14="http://schemas.microsoft.com/office/word/2010/wordprocessingDrawing" xmlns:wp="http://schemas.openxmlformats.org/drawingml/2006/wordprocessingDrawing" xmlns:w10="urn:schemas-microsoft-com:office:word" xmlns:w="http://schemas.openxmlformats.org/wordprocessingml/2006/main" xmlns:w14="http://schemas.microsoft.com/office/word/2010/wordml" xmlns:w15="http://schemas.microsoft.com/office/word/2012/wordml" xmlns:w16cex="http://schemas.microsoft.com/office/word/2018/wordml/cex" xmlns:w16cid="http://schemas.microsoft.com/office/word/2016/wordml/cid" xmlns:w16="http://schemas.microsoft.com/office/word/2018/wordml" xmlns:w16du="http://schemas.microsoft.com/office/word/2023/wordml/word16du" xmlns:w16sdtdh="http://schemas.microsoft.com/office/word/2020/wordml/sdtdatahash" xmlns:w16sdtfl="http://schemas.microsoft.com/office/word/2024/wordml/sdtformatlock" xmlns:w16se="http://schemas.microsoft.com/office/word/2015/wordml/symex" xmlns:wpg="http://schemas.microsoft.com/office/word/2010/wordprocessingGroup" xmlns:wpi="http://schemas.microsoft.com/office/word/2010/wordprocessingInk" xmlns:wne="http://schemas.microsoft.com/office/word/2006/wordml" xmlns:wps="http://schemas.microsoft.com/office/word/2010/wordprocessingShape" mc:Ignorable="w14 w15 w16se w16cid w16 w16cex w16sdtdh w16sdtfl w16du wp14">
+<w:hdr xmlns:wpc="http://schemas.microsoft.com/office/word/2010/wordprocessingCanvas" xmlns:cx="http://schemas.microsoft.com/office/drawing/2014/chartex" xmlns:mc="http://schemas.openxmlformats.org/markup-compatibility/2006" xmlns:o="urn:schemas-microsoft-com:office:office" xmlns:r="http://schemas.openxmlformats.org/officeDocument/2006/relationships" xmlns:m="http://schemas.openxmlformats.org/officeDocument/2006/math" xmlns:v="urn:schemas-microsoft-com:vml" xmlns:wp14="http://schemas.microsoft.com/office/word/2010/wordprocessingDrawing" xmlns:wp="http://schemas.openxmlformats.org/drawingml/2006/wordprocessingDrawing" xmlns:w10="urn:schemas-microsoft-com:office:word" xmlns:w="http://schemas.openxmlformats.org/wordprocessingml/2006/main" xmlns:w14="http://schemas.microsoft.com/office/word/2010/wordml" xmlns:w15="http://schemas.microsoft.com/office/word/2012/wordml" xmlns:w16se="http://schemas.microsoft.com/office/word/2015/wordml/symex" xmlns:wpg="http://schemas.microsoft.com/office/word/2010/wordprocessingGroup" xmlns:wpi="http://schemas.microsoft.com/office/word/2010/wordprocessingInk" xmlns:wne="http://schemas.microsoft.com/office/word/2006/wordml" xmlns:wps="http://schemas.microsoft.com/office/word/2010/wordprocessingShape" mc:Ignorable="w14 w15 w16se wp14">
   <w:p>
     <w:pPr>
       <w:pBdr>
@@ -22293,7 +22026,7 @@
 </file>
 
 <file path=word/header5.xml><?xml version="1.0" encoding="utf-8"?>
-<w:hdr xmlns:wpc="http://schemas.microsoft.com/office/word/2010/wordprocessingCanvas" xmlns:cx="http://schemas.microsoft.com/office/drawing/2014/chartex" xmlns:cx1="http://schemas.microsoft.com/office/drawing/2015/9/8/chartex" xmlns:cx2="http://schemas.microsoft.com/office/drawing/2015/10/21/chartex" xmlns:cx3="http://schemas.microsoft.com/office/drawing/2016/5/9/chartex" xmlns:cx4="http://schemas.microsoft.com/office/drawing/2016/5/10/chartex" xmlns:cx5="http://schemas.microsoft.com/office/drawing/2016/5/11/chartex" xmlns:cx6="http://schemas.microsoft.com/office/drawing/2016/5/12/chartex" xmlns:cx7="http://schemas.microsoft.com/office/drawing/2016/5/13/chartex" xmlns:cx8="http://schemas.microsoft.com/office/drawing/2016/5/14/chartex" xmlns:mc="http://schemas.openxmlformats.org/markup-compatibility/2006" xmlns:aink="http://schemas.microsoft.com/office/drawing/2016/ink" xmlns:am3d="http://schemas.microsoft.com/office/drawing/2017/model3d" xmlns:o="urn:schemas-microsoft-com:office:office" xmlns:oel="http://schemas.microsoft.com/office/2019/extlst" xmlns:r="http://schemas.openxmlformats.org/officeDocument/2006/relationships" xmlns:m="http://schemas.openxmlformats.org/officeDocument/2006/math" xmlns:v="urn:schemas-microsoft-com:vml" xmlns:wp14="http://schemas.microsoft.com/office/word/2010/wordprocessingDrawing" xmlns:wp="http://schemas.openxmlformats.org/drawingml/2006/wordprocessingDrawing" xmlns:w10="urn:schemas-microsoft-com:office:word" xmlns:w="http://schemas.openxmlformats.org/wordprocessingml/2006/main" xmlns:w14="http://schemas.microsoft.com/office/word/2010/wordml" xmlns:w15="http://schemas.microsoft.com/office/word/2012/wordml" xmlns:w16cex="http://schemas.microsoft.com/office/word/2018/wordml/cex" xmlns:w16cid="http://schemas.microsoft.com/office/word/2016/wordml/cid" xmlns:w16="http://schemas.microsoft.com/office/word/2018/wordml" xmlns:w16du="http://schemas.microsoft.com/office/word/2023/wordml/word16du" xmlns:w16sdtdh="http://schemas.microsoft.com/office/word/2020/wordml/sdtdatahash" xmlns:w16sdtfl="http://schemas.microsoft.com/office/word/2024/wordml/sdtformatlock" xmlns:w16se="http://schemas.microsoft.com/office/word/2015/wordml/symex" xmlns:wpg="http://schemas.microsoft.com/office/word/2010/wordprocessingGroup" xmlns:wpi="http://schemas.microsoft.com/office/word/2010/wordprocessingInk" xmlns:wne="http://schemas.microsoft.com/office/word/2006/wordml" xmlns:wps="http://schemas.microsoft.com/office/word/2010/wordprocessingShape" mc:Ignorable="w14 w15 w16se w16cid w16 w16cex w16sdtdh w16sdtfl w16du wp14">
+<w:hdr xmlns:wpc="http://schemas.microsoft.com/office/word/2010/wordprocessingCanvas" xmlns:cx="http://schemas.microsoft.com/office/drawing/2014/chartex" xmlns:mc="http://schemas.openxmlformats.org/markup-compatibility/2006" xmlns:o="urn:schemas-microsoft-com:office:office" xmlns:r="http://schemas.openxmlformats.org/officeDocument/2006/relationships" xmlns:m="http://schemas.openxmlformats.org/officeDocument/2006/math" xmlns:v="urn:schemas-microsoft-com:vml" xmlns:wp14="http://schemas.microsoft.com/office/word/2010/wordprocessingDrawing" xmlns:wp="http://schemas.openxmlformats.org/drawingml/2006/wordprocessingDrawing" xmlns:w10="urn:schemas-microsoft-com:office:word" xmlns:w="http://schemas.openxmlformats.org/wordprocessingml/2006/main" xmlns:w14="http://schemas.microsoft.com/office/word/2010/wordml" xmlns:w15="http://schemas.microsoft.com/office/word/2012/wordml" xmlns:w16se="http://schemas.microsoft.com/office/word/2015/wordml/symex" xmlns:wpg="http://schemas.microsoft.com/office/word/2010/wordprocessingGroup" xmlns:wpi="http://schemas.microsoft.com/office/word/2010/wordprocessingInk" xmlns:wne="http://schemas.microsoft.com/office/word/2006/wordml" xmlns:wps="http://schemas.microsoft.com/office/word/2010/wordprocessingShape" mc:Ignorable="w14 w15 w16se wp14">
   <w:p>
     <w:pPr>
       <w:widowControl w:val="0"/>
@@ -22360,6 +22093,7 @@
               <w:bCs/>
               <w:noProof/>
               <w:color w:val="241A61"/>
+              <w:lang w:val="es-ES" w:eastAsia="es-ES"/>
             </w:rPr>
             <w:drawing>
               <wp:inline distT="0" distB="0" distL="0" distR="0">
@@ -22531,12 +22265,6 @@
             <w:rPr>
               <w:color w:val="241A61"/>
             </w:rPr>
-            <w:fldChar w:fldCharType="separate"/>
-          </w:r>
-          <w:r>
-            <w:rPr>
-              <w:color w:val="241A61"/>
-            </w:rPr>
             <w:fldChar w:fldCharType="end"/>
           </w:r>
         </w:p>
@@ -22566,7 +22294,7 @@
 </file>
 
 <file path=word/numbering.xml><?xml version="1.0" encoding="utf-8"?>
-<w:numbering xmlns:wpc="http://schemas.microsoft.com/office/word/2010/wordprocessingCanvas" xmlns:cx="http://schemas.microsoft.com/office/drawing/2014/chartex" xmlns:cx1="http://schemas.microsoft.com/office/drawing/2015/9/8/chartex" xmlns:cx2="http://schemas.microsoft.com/office/drawing/2015/10/21/chartex" xmlns:cx3="http://schemas.microsoft.com/office/drawing/2016/5/9/chartex" xmlns:cx4="http://schemas.microsoft.com/office/drawing/2016/5/10/chartex" xmlns:cx5="http://schemas.microsoft.com/office/drawing/2016/5/11/chartex" xmlns:cx6="http://schemas.microsoft.com/office/drawing/2016/5/12/chartex" xmlns:cx7="http://schemas.microsoft.com/office/drawing/2016/5/13/chartex" xmlns:cx8="http://schemas.microsoft.com/office/drawing/2016/5/14/chartex" xmlns:mc="http://schemas.openxmlformats.org/markup-compatibility/2006" xmlns:aink="http://schemas.microsoft.com/office/drawing/2016/ink" xmlns:am3d="http://schemas.microsoft.com/office/drawing/2017/model3d" xmlns:o="urn:schemas-microsoft-com:office:office" xmlns:oel="http://schemas.microsoft.com/office/2019/extlst" xmlns:r="http://schemas.openxmlformats.org/officeDocument/2006/relationships" xmlns:m="http://schemas.openxmlformats.org/officeDocument/2006/math" xmlns:v="urn:schemas-microsoft-com:vml" xmlns:wp14="http://schemas.microsoft.com/office/word/2010/wordprocessingDrawing" xmlns:wp="http://schemas.openxmlformats.org/drawingml/2006/wordprocessingDrawing" xmlns:w10="urn:schemas-microsoft-com:office:word" xmlns:w="http://schemas.openxmlformats.org/wordprocessingml/2006/main" xmlns:w14="http://schemas.microsoft.com/office/word/2010/wordml" xmlns:w15="http://schemas.microsoft.com/office/word/2012/wordml" xmlns:w16cex="http://schemas.microsoft.com/office/word/2018/wordml/cex" xmlns:w16cid="http://schemas.microsoft.com/office/word/2016/wordml/cid" xmlns:w16="http://schemas.microsoft.com/office/word/2018/wordml" xmlns:w16du="http://schemas.microsoft.com/office/word/2023/wordml/word16du" xmlns:w16sdtdh="http://schemas.microsoft.com/office/word/2020/wordml/sdtdatahash" xmlns:w16sdtfl="http://schemas.microsoft.com/office/word/2024/wordml/sdtformatlock" xmlns:w16se="http://schemas.microsoft.com/office/word/2015/wordml/symex" xmlns:wpg="http://schemas.microsoft.com/office/word/2010/wordprocessingGroup" xmlns:wpi="http://schemas.microsoft.com/office/word/2010/wordprocessingInk" xmlns:wne="http://schemas.microsoft.com/office/word/2006/wordml" xmlns:wps="http://schemas.microsoft.com/office/word/2010/wordprocessingShape" mc:Ignorable="w14 w15 w16se w16cid w16 w16cex w16sdtdh w16sdtfl w16du wp14">
+<w:numbering xmlns:wpc="http://schemas.microsoft.com/office/word/2010/wordprocessingCanvas" xmlns:cx="http://schemas.microsoft.com/office/drawing/2014/chartex" xmlns:mc="http://schemas.openxmlformats.org/markup-compatibility/2006" xmlns:o="urn:schemas-microsoft-com:office:office" xmlns:r="http://schemas.openxmlformats.org/officeDocument/2006/relationships" xmlns:m="http://schemas.openxmlformats.org/officeDocument/2006/math" xmlns:v="urn:schemas-microsoft-com:vml" xmlns:wp14="http://schemas.microsoft.com/office/word/2010/wordprocessingDrawing" xmlns:wp="http://schemas.openxmlformats.org/drawingml/2006/wordprocessingDrawing" xmlns:w10="urn:schemas-microsoft-com:office:word" xmlns:w="http://schemas.openxmlformats.org/wordprocessingml/2006/main" xmlns:w14="http://schemas.microsoft.com/office/word/2010/wordml" xmlns:w15="http://schemas.microsoft.com/office/word/2012/wordml" xmlns:w16se="http://schemas.microsoft.com/office/word/2015/wordml/symex" xmlns:wpg="http://schemas.microsoft.com/office/word/2010/wordprocessingGroup" xmlns:wpi="http://schemas.microsoft.com/office/word/2010/wordprocessingInk" xmlns:wne="http://schemas.microsoft.com/office/word/2006/wordml" xmlns:wps="http://schemas.microsoft.com/office/word/2010/wordprocessingShape" mc:Ignorable="w14 w15 w16se wp14">
   <w:abstractNum w:abstractNumId="0" w15:restartNumberingAfterBreak="0">
     <w:nsid w:val="073361B8"/>
     <w:multiLevelType w:val="multilevel"/>
@@ -24236,56 +23964,56 @@
       </w:rPr>
     </w:lvl>
   </w:abstractNum>
-  <w:num w:numId="1" w16cid:durableId="1932812509">
+  <w:num w:numId="1">
     <w:abstractNumId w:val="10"/>
   </w:num>
-  <w:num w:numId="2" w16cid:durableId="783884332">
+  <w:num w:numId="2">
     <w:abstractNumId w:val="0"/>
   </w:num>
-  <w:num w:numId="3" w16cid:durableId="888035438">
+  <w:num w:numId="3">
     <w:abstractNumId w:val="4"/>
   </w:num>
-  <w:num w:numId="4" w16cid:durableId="1420061075">
+  <w:num w:numId="4">
     <w:abstractNumId w:val="13"/>
   </w:num>
-  <w:num w:numId="5" w16cid:durableId="344939898">
+  <w:num w:numId="5">
     <w:abstractNumId w:val="6"/>
   </w:num>
-  <w:num w:numId="6" w16cid:durableId="1328509486">
+  <w:num w:numId="6">
     <w:abstractNumId w:val="9"/>
   </w:num>
-  <w:num w:numId="7" w16cid:durableId="1504055471">
+  <w:num w:numId="7">
     <w:abstractNumId w:val="14"/>
   </w:num>
-  <w:num w:numId="8" w16cid:durableId="1096444772">
+  <w:num w:numId="8">
     <w:abstractNumId w:val="7"/>
   </w:num>
-  <w:num w:numId="9" w16cid:durableId="1893760662">
+  <w:num w:numId="9">
     <w:abstractNumId w:val="8"/>
   </w:num>
-  <w:num w:numId="10" w16cid:durableId="2085640621">
+  <w:num w:numId="10">
     <w:abstractNumId w:val="3"/>
   </w:num>
-  <w:num w:numId="11" w16cid:durableId="1462729237">
+  <w:num w:numId="11">
     <w:abstractNumId w:val="12"/>
   </w:num>
-  <w:num w:numId="12" w16cid:durableId="1496337643">
+  <w:num w:numId="12">
     <w:abstractNumId w:val="2"/>
   </w:num>
-  <w:num w:numId="13" w16cid:durableId="1587611623">
+  <w:num w:numId="13">
     <w:abstractNumId w:val="1"/>
   </w:num>
-  <w:num w:numId="14" w16cid:durableId="2121873737">
+  <w:num w:numId="14">
     <w:abstractNumId w:val="5"/>
   </w:num>
-  <w:num w:numId="15" w16cid:durableId="2006738377">
+  <w:num w:numId="15">
     <w:abstractNumId w:val="11"/>
   </w:num>
 </w:numbering>
 </file>
 
 <file path=word/styles.xml><?xml version="1.0" encoding="utf-8"?>
-<w:styles xmlns:mc="http://schemas.openxmlformats.org/markup-compatibility/2006" xmlns:r="http://schemas.openxmlformats.org/officeDocument/2006/relationships" xmlns:w="http://schemas.openxmlformats.org/wordprocessingml/2006/main" xmlns:w14="http://schemas.microsoft.com/office/word/2010/wordml" xmlns:w15="http://schemas.microsoft.com/office/word/2012/wordml" xmlns:w16cex="http://schemas.microsoft.com/office/word/2018/wordml/cex" xmlns:w16cid="http://schemas.microsoft.com/office/word/2016/wordml/cid" xmlns:w16="http://schemas.microsoft.com/office/word/2018/wordml" xmlns:w16du="http://schemas.microsoft.com/office/word/2023/wordml/word16du" xmlns:w16sdtdh="http://schemas.microsoft.com/office/word/2020/wordml/sdtdatahash" xmlns:w16sdtfl="http://schemas.microsoft.com/office/word/2024/wordml/sdtformatlock" xmlns:w16se="http://schemas.microsoft.com/office/word/2015/wordml/symex" mc:Ignorable="w14 w15 w16se w16cid w16 w16cex w16sdtdh w16sdtfl w16du">
+<w:styles xmlns:mc="http://schemas.openxmlformats.org/markup-compatibility/2006" xmlns:r="http://schemas.openxmlformats.org/officeDocument/2006/relationships" xmlns:w="http://schemas.openxmlformats.org/wordprocessingml/2006/main" xmlns:w14="http://schemas.microsoft.com/office/word/2010/wordml" xmlns:w15="http://schemas.microsoft.com/office/word/2012/wordml" xmlns:w16se="http://schemas.microsoft.com/office/word/2015/wordml/symex" mc:Ignorable="w14 w15 w16se">
   <w:docDefaults>
     <w:rPrDefault>
       <w:rPr>
@@ -24295,7 +24023,7 @@
     </w:rPrDefault>
     <w:pPrDefault/>
   </w:docDefaults>
-  <w:latentStyles w:defLockedState="0" w:defUIPriority="99" w:defSemiHidden="0" w:defUnhideWhenUsed="0" w:defQFormat="0" w:count="376">
+  <w:latentStyles w:defLockedState="0" w:defUIPriority="99" w:defSemiHidden="0" w:defUnhideWhenUsed="0" w:defQFormat="0" w:count="371">
     <w:lsdException w:name="Normal" w:uiPriority="0" w:qFormat="1"/>
     <w:lsdException w:name="heading 1" w:uiPriority="9" w:qFormat="1"/>
     <w:lsdException w:name="heading 2" w:semiHidden="1" w:uiPriority="9" w:unhideWhenUsed="1" w:qFormat="1"/>
@@ -24667,11 +24395,6 @@
     <w:lsdException w:name="List Table 5 Dark Accent 6" w:uiPriority="50"/>
     <w:lsdException w:name="List Table 6 Colorful Accent 6" w:uiPriority="51"/>
     <w:lsdException w:name="List Table 7 Colorful Accent 6" w:uiPriority="52"/>
-    <w:lsdException w:name="Mention" w:semiHidden="1" w:unhideWhenUsed="1"/>
-    <w:lsdException w:name="Smart Hyperlink" w:semiHidden="1" w:unhideWhenUsed="1"/>
-    <w:lsdException w:name="Hashtag" w:semiHidden="1" w:unhideWhenUsed="1"/>
-    <w:lsdException w:name="Unresolved Mention" w:semiHidden="1" w:unhideWhenUsed="1"/>
-    <w:lsdException w:name="Smart Link" w:semiHidden="1" w:unhideWhenUsed="1"/>
   </w:latentStyles>
   <w:style w:type="paragraph" w:default="1" w:styleId="Normal">
     <w:name w:val="Normal"/>
@@ -26022,7 +25745,7 @@
       </w:tblCellMar>
     </w:tblPr>
   </w:style>
-  <w:style w:type="character" w:styleId="Mencinsinresolver">
+  <w:style w:type="character" w:customStyle="1" w:styleId="UnresolvedMention">
     <w:name w:val="Unresolved Mention"/>
     <w:basedOn w:val="Fuentedeprrafopredeter"/>
     <w:uiPriority w:val="99"/>
@@ -26032,6 +25755,18 @@
     <w:rPr>
       <w:color w:val="605E5C"/>
       <w:shd w:val="clear" w:color="auto" w:fill="E1DFDD"/>
+    </w:rPr>
+  </w:style>
+  <w:style w:type="character" w:styleId="Hipervnculovisitado">
+    <w:name w:val="FollowedHyperlink"/>
+    <w:basedOn w:val="Fuentedeprrafopredeter"/>
+    <w:uiPriority w:val="99"/>
+    <w:semiHidden/>
+    <w:unhideWhenUsed/>
+    <w:rsid w:val="00FA43B4"/>
+    <w:rPr>
+      <w:color w:val="954F72" w:themeColor="followedHyperlink"/>
+      <w:u w:val="single"/>
     </w:rPr>
   </w:style>
 </w:styles>
